--- a/仿真器说明.docx
+++ b/仿真器说明.docx
@@ -1,6 +1,6 @@
 
 <file path=word/document.xml><?xml version="1.0" encoding="utf-8"?>
-<w:document xmlns:wpc="http://schemas.microsoft.com/office/word/2010/wordprocessingCanvas" xmlns:cx="http://schemas.microsoft.com/office/drawing/2014/chartex" xmlns:cx1="http://schemas.microsoft.com/office/drawing/2015/9/8/chartex" xmlns:cx2="http://schemas.microsoft.com/office/drawing/2015/10/21/chartex" xmlns:cx3="http://schemas.microsoft.com/office/drawing/2016/5/9/chartex" xmlns:cx4="http://schemas.microsoft.com/office/drawing/2016/5/10/chartex" xmlns:cx5="http://schemas.microsoft.com/office/drawing/2016/5/11/chartex" xmlns:cx6="http://schemas.microsoft.com/office/drawing/2016/5/12/chartex" xmlns:cx7="http://schemas.microsoft.com/office/drawing/2016/5/13/chartex" xmlns:cx8="http://schemas.microsoft.com/office/drawing/2016/5/14/chartex" xmlns:mc="http://schemas.openxmlformats.org/markup-compatibility/2006" xmlns:aink="http://schemas.microsoft.com/office/drawing/2016/ink" xmlns:am3d="http://schemas.microsoft.com/office/drawing/2017/model3d" xmlns:o="urn:schemas-microsoft-com:office:office" xmlns:oel="http://schemas.microsoft.com/office/2019/extlst" xmlns:r="http://schemas.openxmlformats.org/officeDocument/2006/relationships" xmlns:m="http://schemas.openxmlformats.org/officeDocument/2006/math" xmlns:v="urn:schemas-microsoft-com:vml" xmlns:wp14="http://schemas.microsoft.com/office/word/2010/wordprocessingDrawing" xmlns:wp="http://schemas.openxmlformats.org/drawingml/2006/wordprocessingDrawing" xmlns:w10="urn:schemas-microsoft-com:office:word" xmlns:w="http://schemas.openxmlformats.org/wordprocessingml/2006/main" xmlns:w14="http://schemas.microsoft.com/office/word/2010/wordml" xmlns:w15="http://schemas.microsoft.com/office/word/2012/wordml" xmlns:w16cex="http://schemas.microsoft.com/office/word/2018/wordml/cex" xmlns:w16cid="http://schemas.microsoft.com/office/word/2016/wordml/cid" xmlns:w16="http://schemas.microsoft.com/office/word/2018/wordml" xmlns:w16du="http://schemas.microsoft.com/office/word/2023/wordml/word16du" xmlns:w16sdtdh="http://schemas.microsoft.com/office/word/2020/wordml/sdtdatahash" xmlns:w16se="http://schemas.microsoft.com/office/word/2015/wordml/symex" xmlns:wpg="http://schemas.microsoft.com/office/word/2010/wordprocessingGroup" xmlns:wpi="http://schemas.microsoft.com/office/word/2010/wordprocessingInk" xmlns:wne="http://schemas.microsoft.com/office/word/2006/wordml" xmlns:wps="http://schemas.microsoft.com/office/word/2010/wordprocessingShape" mc:Ignorable="w14 w15 w16se w16cid w16 w16cex w16sdtdh w16du wp14">
+<w:document xmlns:wpc="http://schemas.microsoft.com/office/word/2010/wordprocessingCanvas" xmlns:cx="http://schemas.microsoft.com/office/drawing/2014/chartex" xmlns:cx1="http://schemas.microsoft.com/office/drawing/2015/9/8/chartex" xmlns:cx2="http://schemas.microsoft.com/office/drawing/2015/10/21/chartex" xmlns:cx3="http://schemas.microsoft.com/office/drawing/2016/5/9/chartex" xmlns:cx4="http://schemas.microsoft.com/office/drawing/2016/5/10/chartex" xmlns:cx5="http://schemas.microsoft.com/office/drawing/2016/5/11/chartex" xmlns:cx6="http://schemas.microsoft.com/office/drawing/2016/5/12/chartex" xmlns:cx7="http://schemas.microsoft.com/office/drawing/2016/5/13/chartex" xmlns:cx8="http://schemas.microsoft.com/office/drawing/2016/5/14/chartex" xmlns:mc="http://schemas.openxmlformats.org/markup-compatibility/2006" xmlns:aink="http://schemas.microsoft.com/office/drawing/2016/ink" xmlns:am3d="http://schemas.microsoft.com/office/drawing/2017/model3d" xmlns:o="urn:schemas-microsoft-com:office:office" xmlns:r="http://schemas.openxmlformats.org/officeDocument/2006/relationships" xmlns:m="http://schemas.openxmlformats.org/officeDocument/2006/math" xmlns:v="urn:schemas-microsoft-com:vml" xmlns:wp14="http://schemas.microsoft.com/office/word/2010/wordprocessingDrawing" xmlns:wp="http://schemas.openxmlformats.org/drawingml/2006/wordprocessingDrawing" xmlns:w10="urn:schemas-microsoft-com:office:word" xmlns:w="http://schemas.openxmlformats.org/wordprocessingml/2006/main" xmlns:w14="http://schemas.microsoft.com/office/word/2010/wordml" xmlns:w15="http://schemas.microsoft.com/office/word/2012/wordml" xmlns:w16cex="http://schemas.microsoft.com/office/word/2018/wordml/cex" xmlns:w16cid="http://schemas.microsoft.com/office/word/2016/wordml/cid" xmlns:w16="http://schemas.microsoft.com/office/word/2018/wordml" xmlns:w16sdtdh="http://schemas.microsoft.com/office/word/2020/wordml/sdtdatahash" xmlns:w16se="http://schemas.microsoft.com/office/word/2015/wordml/symex" xmlns:wpg="http://schemas.microsoft.com/office/word/2010/wordprocessingGroup" xmlns:wpi="http://schemas.microsoft.com/office/word/2010/wordprocessingInk" xmlns:wne="http://schemas.microsoft.com/office/word/2006/wordml" xmlns:wps="http://schemas.microsoft.com/office/word/2010/wordprocessingShape" mc:Ignorable="w14 w15 w16se w16cid w16 w16cex w16sdtdh wp14">
   <w:body>
     <w:p>
       <w:pPr>
@@ -93,7 +93,21 @@
           <w:rFonts w:ascii="宋体" w:eastAsia="宋体" w:hAnsi="宋体" w:cs="宋体" w:hint="eastAsia"/>
           <w:sz w:val="24"/>
         </w:rPr>
-        <w:t>是两种在不同研究阶段，服务于不同目标的关键工具，本仿真器属于分析模型的范畴，关于周期精确模拟器和分析模型的对比如下表1所示。周期精确级模拟器是指令驱动的，能够精确模拟硬件中各个模块每个时钟周期的状态更新，但是存在开发周期长、仿真速度缓慢的问题，模拟大模型运行一层都需要数小时，而分析模型正是为了弥补这一缺点而生，其核心动机在于：</w:t>
+        <w:t>是两种在不同研究阶段，服务于不同目标的关键工具，本仿真器属于分析模型的范畴，关于周期精确模拟器和分析模型的对比如下表</w:t>
+      </w:r>
+      <w:r>
+        <w:rPr>
+          <w:rFonts w:ascii="宋体" w:eastAsia="宋体" w:hAnsi="宋体" w:cs="宋体" w:hint="eastAsia"/>
+          <w:sz w:val="24"/>
+        </w:rPr>
+        <w:t>1</w:t>
+      </w:r>
+      <w:r>
+        <w:rPr>
+          <w:rFonts w:ascii="宋体" w:eastAsia="宋体" w:hAnsi="宋体" w:cs="宋体" w:hint="eastAsia"/>
+          <w:sz w:val="24"/>
+        </w:rPr>
+        <w:t>所示。周期精确级模拟器是指令驱动的，能够精确模拟硬件中各个模块每个时钟周期的状态更新，但是存在开发周期长、仿真速度缓慢的问题，模拟大模型运行一层都需要数小时，而分析模型正是为了弥补这一缺点而生，其核心动机在于：</w:t>
       </w:r>
       <w:r>
         <w:rPr>
@@ -120,7 +134,21 @@
           <w:rFonts w:ascii="宋体" w:eastAsia="宋体" w:hAnsi="宋体" w:cs="宋体" w:hint="eastAsia"/>
           <w:szCs w:val="21"/>
         </w:rPr>
-        <w:t>表1 周期精确模拟器和分析模型对比</w:t>
+        <w:t>表</w:t>
+      </w:r>
+      <w:r>
+        <w:rPr>
+          <w:rFonts w:ascii="宋体" w:eastAsia="宋体" w:hAnsi="宋体" w:cs="宋体" w:hint="eastAsia"/>
+          <w:szCs w:val="21"/>
+        </w:rPr>
+        <w:t xml:space="preserve">1 </w:t>
+      </w:r>
+      <w:r>
+        <w:rPr>
+          <w:rFonts w:ascii="宋体" w:eastAsia="宋体" w:hAnsi="宋体" w:cs="宋体" w:hint="eastAsia"/>
+          <w:szCs w:val="21"/>
+        </w:rPr>
+        <w:t>周期精确模拟器和分析模型对比</w:t>
       </w:r>
     </w:p>
     <w:tbl>
@@ -266,7 +294,13 @@
               <w:rPr>
                 <w:rFonts w:ascii="宋体" w:eastAsia="宋体" w:hAnsi="宋体" w:cs="宋体" w:hint="eastAsia"/>
               </w:rPr>
-              <w:t>周期精确模拟器</w:t>
+              <w:t>周期</w:t>
+            </w:r>
+            <w:r>
+              <w:rPr>
+                <w:rFonts w:ascii="宋体" w:eastAsia="宋体" w:hAnsi="宋体" w:cs="宋体" w:hint="eastAsia"/>
+              </w:rPr>
+              <w:t>精确模拟器</w:t>
             </w:r>
           </w:p>
         </w:tc>
@@ -727,7 +761,14 @@
           <w:rFonts w:ascii="Times New Roman Regular" w:eastAsia="宋体" w:hAnsi="Times New Roman Regular" w:cs="Times New Roman Regular" w:hint="eastAsia"/>
           <w:sz w:val="24"/>
         </w:rPr>
-        <w:t>通信算子，这部分算子延迟的建模数据来源于公式推导、先前小规模仿真数据、前代芯片数据。第二个层次是</w:t>
+        <w:t>通信算子，这部分算子延迟的建模数据来源于公式推导、先前小规模仿真数据、前代芯片数据。第二个层</w:t>
+      </w:r>
+      <w:r>
+        <w:rPr>
+          <w:rFonts w:ascii="Times New Roman Regular" w:eastAsia="宋体" w:hAnsi="Times New Roman Regular" w:cs="Times New Roman Regular" w:hint="eastAsia"/>
+          <w:sz w:val="24"/>
+        </w:rPr>
+        <w:t>次是</w:t>
       </w:r>
       <w:r>
         <w:rPr>
@@ -832,7 +873,7 @@
           <w:noProof/>
         </w:rPr>
         <w:drawing>
-          <wp:inline distT="0" distB="0" distL="114300" distR="114300">
+          <wp:inline distT="0" distB="0" distL="114300" distR="114300" wp14:anchorId="2D2EF587" wp14:editId="7D8E05EB">
             <wp:extent cx="5177155" cy="2747010"/>
             <wp:effectExtent l="0" t="0" r="4445" b="21590"/>
             <wp:docPr id="2" name="图片 1"/>
@@ -882,7 +923,19 @@
         <w:rPr>
           <w:rFonts w:ascii="宋体" w:eastAsia="宋体" w:hAnsi="宋体" w:cs="Songti SC Regular" w:hint="eastAsia"/>
         </w:rPr>
-        <w:t>图1 仿真器结构图</w:t>
+        <w:t>图</w:t>
+      </w:r>
+      <w:r>
+        <w:rPr>
+          <w:rFonts w:ascii="宋体" w:eastAsia="宋体" w:hAnsi="宋体" w:cs="Songti SC Regular" w:hint="eastAsia"/>
+        </w:rPr>
+        <w:t xml:space="preserve">1 </w:t>
+      </w:r>
+      <w:r>
+        <w:rPr>
+          <w:rFonts w:ascii="宋体" w:eastAsia="宋体" w:hAnsi="宋体" w:cs="Songti SC Regular" w:hint="eastAsia"/>
+        </w:rPr>
+        <w:t>仿真器结构图</w:t>
       </w:r>
     </w:p>
     <w:p>
@@ -1119,7 +1172,14 @@
           <w:rFonts w:ascii="Times New Roman Regular" w:eastAsia="宋体" w:hAnsi="Times New Roman Regular" w:cs="Times New Roman Regular" w:hint="eastAsia"/>
           <w:sz w:val="24"/>
         </w:rPr>
-        <w:t>DRAM</w:t>
+        <w:t>DRA</w:t>
+      </w:r>
+      <w:r>
+        <w:rPr>
+          <w:rFonts w:ascii="Times New Roman Regular" w:eastAsia="宋体" w:hAnsi="Times New Roman Regular" w:cs="Times New Roman Regular" w:hint="eastAsia"/>
+          <w:sz w:val="24"/>
+        </w:rPr>
+        <w:t>M</w:t>
       </w:r>
       <w:r>
         <w:rPr>
@@ -1186,7 +1246,7 @@
           <w14:ligatures w14:val="none"/>
         </w:rPr>
         <w:drawing>
-          <wp:inline distT="0" distB="0" distL="0" distR="0">
+          <wp:inline distT="0" distB="0" distL="0" distR="0" wp14:anchorId="4C860C52" wp14:editId="4D937AAF">
             <wp:extent cx="3985895" cy="2858770"/>
             <wp:effectExtent l="0" t="0" r="0" b="0"/>
             <wp:docPr id="1" name="图片 1"/>
@@ -1285,6 +1345,36 @@
         </w:rPr>
         <w:t>三、基本算子延迟计算</w:t>
       </w:r>
+      <w:r>
+        <w:rPr>
+          <w:rFonts w:ascii="宋体" w:eastAsia="宋体" w:hAnsi="宋体" w:cs="宋体" w:hint="eastAsia"/>
+          <w:b/>
+          <w:bCs/>
+          <w:sz w:val="28"/>
+          <w:szCs w:val="28"/>
+        </w:rPr>
+        <w:t>(</w:t>
+      </w:r>
+      <w:r>
+        <w:rPr>
+          <w:rFonts w:ascii="Arial" w:eastAsia="宋体" w:hAnsi="Arial" w:cs="Arial"/>
+          <w:b/>
+          <w:bCs/>
+          <w:sz w:val="28"/>
+          <w:szCs w:val="28"/>
+        </w:rPr>
+        <w:t>Op-level</w:t>
+      </w:r>
+      <w:r>
+        <w:rPr>
+          <w:rFonts w:ascii="宋体" w:eastAsia="宋体" w:hAnsi="宋体" w:cs="宋体"/>
+          <w:b/>
+          <w:bCs/>
+          <w:sz w:val="28"/>
+          <w:szCs w:val="28"/>
+        </w:rPr>
+        <w:t>)</w:t>
+      </w:r>
     </w:p>
     <w:p>
       <w:pPr>
@@ -1379,6 +1469,13 @@
           <w:sz w:val="24"/>
         </w:rPr>
         <w:t>P</w:t>
+      </w:r>
+      <w:r>
+        <w:rPr>
+          <w:rFonts w:ascii="Times New Roman Regular" w:eastAsia="宋体" w:hAnsi="Times New Roman Regular" w:cs="Times New Roman Regular" w:hint="eastAsia"/>
+          <w:sz w:val="24"/>
+        </w:rPr>
+        <w:t>等</w:t>
       </w:r>
       <w:r>
         <w:rPr>
@@ -1541,7 +1638,14 @@
             <w:rFonts w:ascii="Cambria Math" w:eastAsia="宋体" w:hAnsi="Cambria Math" w:cs="Times New Roman Regular"/>
             <w:sz w:val="24"/>
           </w:rPr>
-          <m:t>×B</m:t>
+          <m:t>×</m:t>
+        </m:r>
+        <m:r>
+          <w:rPr>
+            <w:rFonts w:ascii="Cambria Math" w:eastAsia="宋体" w:hAnsi="Cambria Math" w:cs="Times New Roman Regular"/>
+            <w:sz w:val="24"/>
+          </w:rPr>
+          <m:t>B</m:t>
         </m:r>
         <m:d>
           <m:dPr>
@@ -1584,7 +1688,14 @@
             <w:rFonts w:ascii="Cambria Math" w:eastAsia="宋体" w:hAnsi="Cambria Math" w:cs="Times New Roman Regular"/>
             <w:sz w:val="24"/>
           </w:rPr>
-          <m:t>→C</m:t>
+          <m:t>→</m:t>
+        </m:r>
+        <m:r>
+          <w:rPr>
+            <w:rFonts w:ascii="Cambria Math" w:eastAsia="宋体" w:hAnsi="Cambria Math" w:cs="Times New Roman Regular"/>
+            <w:sz w:val="24"/>
+          </w:rPr>
+          <m:t>C</m:t>
         </m:r>
         <m:d>
           <m:dPr>
@@ -1807,7 +1918,14 @@
                 <w:rFonts w:ascii="Cambria Math" w:eastAsia="宋体" w:hAnsi="Cambria Math" w:cs="Times New Roman Regular"/>
                 <w:sz w:val="24"/>
               </w:rPr>
-              <m:t>N/16</m:t>
+              <m:t>N</m:t>
+            </m:r>
+            <m:r>
+              <w:rPr>
+                <w:rFonts w:ascii="Cambria Math" w:eastAsia="宋体" w:hAnsi="Cambria Math" w:cs="Times New Roman Regular"/>
+                <w:sz w:val="24"/>
+              </w:rPr>
+              <m:t>/16</m:t>
             </m:r>
           </m:e>
         </m:d>
@@ -1868,7 +1986,14 @@
             <w:rFonts w:ascii="Cambria Math" w:eastAsia="宋体" w:hAnsi="Cambria Math" w:cs="Times New Roman Regular"/>
             <w:sz w:val="24"/>
           </w:rPr>
-          <m:t>×B</m:t>
+          <m:t>×</m:t>
+        </m:r>
+        <m:r>
+          <w:rPr>
+            <w:rFonts w:ascii="Cambria Math" w:eastAsia="宋体" w:hAnsi="Cambria Math" w:cs="Times New Roman Regular"/>
+            <w:sz w:val="24"/>
+          </w:rPr>
+          <m:t>B</m:t>
         </m:r>
         <m:d>
           <m:dPr>
@@ -1902,7 +2027,14 @@
                 <w:rFonts w:ascii="Cambria Math" w:eastAsia="宋体" w:hAnsi="Cambria Math" w:cs="Times New Roman Regular"/>
                 <w:sz w:val="24"/>
               </w:rPr>
-              <m:t>N/16</m:t>
+              <m:t>N</m:t>
+            </m:r>
+            <m:r>
+              <w:rPr>
+                <w:rFonts w:ascii="Cambria Math" w:eastAsia="宋体" w:hAnsi="Cambria Math" w:cs="Times New Roman Regular"/>
+                <w:sz w:val="24"/>
+              </w:rPr>
+              <m:t>/16</m:t>
             </m:r>
           </m:e>
         </m:d>
@@ -1911,7 +2043,14 @@
             <w:rFonts w:ascii="Cambria Math" w:eastAsia="宋体" w:hAnsi="Cambria Math" w:cs="Times New Roman Regular"/>
             <w:sz w:val="24"/>
           </w:rPr>
-          <m:t>→C</m:t>
+          <m:t>→</m:t>
+        </m:r>
+        <m:r>
+          <w:rPr>
+            <w:rFonts w:ascii="Cambria Math" w:eastAsia="宋体" w:hAnsi="Cambria Math" w:cs="Times New Roman Regular"/>
+            <w:sz w:val="24"/>
+          </w:rPr>
+          <m:t>C</m:t>
         </m:r>
         <m:d>
           <m:dPr>
@@ -1945,7 +2084,14 @@
                 <w:rFonts w:ascii="Cambria Math" w:eastAsia="宋体" w:hAnsi="Cambria Math" w:cs="Times New Roman Regular"/>
                 <w:sz w:val="24"/>
               </w:rPr>
-              <m:t>N/16</m:t>
+              <m:t>N</m:t>
+            </m:r>
+            <m:r>
+              <w:rPr>
+                <w:rFonts w:ascii="Cambria Math" w:eastAsia="宋体" w:hAnsi="Cambria Math" w:cs="Times New Roman Regular"/>
+                <w:sz w:val="24"/>
+              </w:rPr>
+              <m:t>/16</m:t>
             </m:r>
           </m:e>
         </m:d>
@@ -2008,7 +2154,14 @@
                 <w:rFonts w:ascii="Cambria Math" w:eastAsia="宋体" w:hAnsi="Cambria Math" w:cs="Times New Roman Regular"/>
                 <w:sz w:val="24"/>
               </w:rPr>
-              <m:t>K/4</m:t>
+              <m:t>K</m:t>
+            </m:r>
+            <m:r>
+              <w:rPr>
+                <w:rFonts w:ascii="Cambria Math" w:eastAsia="宋体" w:hAnsi="Cambria Math" w:cs="Times New Roman Regular"/>
+                <w:sz w:val="24"/>
+              </w:rPr>
+              <m:t>/4</m:t>
             </m:r>
             <m:r>
               <m:rPr>
@@ -2025,7 +2178,14 @@
                 <w:rFonts w:ascii="Cambria Math" w:eastAsia="宋体" w:hAnsi="Cambria Math" w:cs="Times New Roman Regular"/>
                 <w:sz w:val="24"/>
               </w:rPr>
-              <m:t>N/16</m:t>
+              <m:t>N</m:t>
+            </m:r>
+            <m:r>
+              <w:rPr>
+                <w:rFonts w:ascii="Cambria Math" w:eastAsia="宋体" w:hAnsi="Cambria Math" w:cs="Times New Roman Regular"/>
+                <w:sz w:val="24"/>
+              </w:rPr>
+              <m:t>/16</m:t>
             </m:r>
           </m:e>
         </m:d>
@@ -2091,7 +2251,14 @@
                 <w:rFonts w:ascii="Cambria Math" w:eastAsia="宋体" w:hAnsi="Cambria Math" w:cs="Times New Roman Regular"/>
                 <w:sz w:val="24"/>
               </w:rPr>
-              <m:t>K/4</m:t>
+              <m:t>K</m:t>
+            </m:r>
+            <m:r>
+              <w:rPr>
+                <w:rFonts w:ascii="Cambria Math" w:eastAsia="宋体" w:hAnsi="Cambria Math" w:cs="Times New Roman Regular"/>
+                <w:sz w:val="24"/>
+              </w:rPr>
+              <m:t>/4</m:t>
             </m:r>
           </m:e>
         </m:d>
@@ -2100,7 +2267,14 @@
             <w:rFonts w:ascii="Cambria Math" w:eastAsia="宋体" w:hAnsi="Cambria Math" w:cs="Times New Roman Regular"/>
             <w:sz w:val="24"/>
           </w:rPr>
-          <m:t>×B</m:t>
+          <m:t>×</m:t>
+        </m:r>
+        <m:r>
+          <w:rPr>
+            <w:rFonts w:ascii="Cambria Math" w:eastAsia="宋体" w:hAnsi="Cambria Math" w:cs="Times New Roman Regular"/>
+            <w:sz w:val="24"/>
+          </w:rPr>
+          <m:t>B</m:t>
         </m:r>
         <m:d>
           <m:dPr>
@@ -2117,7 +2291,14 @@
                 <w:rFonts w:ascii="Cambria Math" w:eastAsia="宋体" w:hAnsi="Cambria Math" w:cs="Times New Roman Regular"/>
                 <w:sz w:val="24"/>
               </w:rPr>
-              <m:t>K/4</m:t>
+              <m:t>K</m:t>
+            </m:r>
+            <m:r>
+              <w:rPr>
+                <w:rFonts w:ascii="Cambria Math" w:eastAsia="宋体" w:hAnsi="Cambria Math" w:cs="Times New Roman Regular"/>
+                <w:sz w:val="24"/>
+              </w:rPr>
+              <m:t>/4</m:t>
             </m:r>
             <m:r>
               <m:rPr>
@@ -2134,7 +2315,14 @@
                 <w:rFonts w:ascii="Cambria Math" w:eastAsia="宋体" w:hAnsi="Cambria Math" w:cs="Times New Roman Regular"/>
                 <w:sz w:val="24"/>
               </w:rPr>
-              <m:t>N/16</m:t>
+              <m:t>N</m:t>
+            </m:r>
+            <m:r>
+              <w:rPr>
+                <w:rFonts w:ascii="Cambria Math" w:eastAsia="宋体" w:hAnsi="Cambria Math" w:cs="Times New Roman Regular"/>
+                <w:sz w:val="24"/>
+              </w:rPr>
+              <m:t>/16</m:t>
             </m:r>
           </m:e>
         </m:d>
@@ -2143,7 +2331,14 @@
             <w:rFonts w:ascii="Cambria Math" w:eastAsia="宋体" w:hAnsi="Cambria Math" w:cs="Times New Roman Regular"/>
             <w:sz w:val="24"/>
           </w:rPr>
-          <m:t>→C</m:t>
+          <m:t>→</m:t>
+        </m:r>
+        <m:r>
+          <w:rPr>
+            <w:rFonts w:ascii="Cambria Math" w:eastAsia="宋体" w:hAnsi="Cambria Math" w:cs="Times New Roman Regular"/>
+            <w:sz w:val="24"/>
+          </w:rPr>
+          <m:t>C</m:t>
         </m:r>
         <m:d>
           <m:dPr>
@@ -2177,7 +2372,14 @@
                 <w:rFonts w:ascii="Cambria Math" w:eastAsia="宋体" w:hAnsi="Cambria Math" w:cs="Times New Roman Regular"/>
                 <w:sz w:val="24"/>
               </w:rPr>
-              <m:t>N/16</m:t>
+              <m:t>N</m:t>
+            </m:r>
+            <m:r>
+              <w:rPr>
+                <w:rFonts w:ascii="Cambria Math" w:eastAsia="宋体" w:hAnsi="Cambria Math" w:cs="Times New Roman Regular"/>
+                <w:sz w:val="24"/>
+              </w:rPr>
+              <m:t>/16</m:t>
             </m:r>
           </m:e>
         </m:d>
@@ -2257,7 +2459,14 @@
                 <w:rFonts w:ascii="Cambria Math" w:eastAsia="宋体" w:hAnsi="Cambria Math" w:cs="Times New Roman Regular"/>
                 <w:sz w:val="24"/>
               </w:rPr>
-              <m:t>N/16</m:t>
+              <m:t>N</m:t>
+            </m:r>
+            <m:r>
+              <w:rPr>
+                <w:rFonts w:ascii="Cambria Math" w:eastAsia="宋体" w:hAnsi="Cambria Math" w:cs="Times New Roman Regular"/>
+                <w:sz w:val="24"/>
+              </w:rPr>
+              <m:t>/16</m:t>
             </m:r>
           </m:e>
         </m:d>
@@ -2449,7 +2658,7 @@
           <w14:ligatures w14:val="none"/>
         </w:rPr>
         <w:drawing>
-          <wp:inline distT="0" distB="0" distL="0" distR="0">
+          <wp:inline distT="0" distB="0" distL="0" distR="0" wp14:anchorId="2DD65DB2" wp14:editId="13D55281">
             <wp:extent cx="4356100" cy="3154045"/>
             <wp:effectExtent l="0" t="0" r="6350" b="8255"/>
             <wp:docPr id="6" name="图片 6"/>
@@ -2790,7 +2999,7 @@
           <w14:ligatures w14:val="none"/>
         </w:rPr>
         <w:drawing>
-          <wp:inline distT="0" distB="0" distL="0" distR="0">
+          <wp:inline distT="0" distB="0" distL="0" distR="0" wp14:anchorId="79CAD45C" wp14:editId="7541C1C8">
             <wp:extent cx="2659380" cy="2883535"/>
             <wp:effectExtent l="0" t="0" r="7620" b="0"/>
             <wp:docPr id="8" name="图片 8"/>
@@ -2881,7 +3090,77 @@
             <w:rFonts w:ascii="Cambria Math" w:eastAsia="宋体" w:hAnsi="Cambria Math" w:cs="Times New Roman Regular"/>
             <w:sz w:val="24"/>
           </w:rPr>
-          <m:t>A_tile(m,k)×B_tile</m:t>
+          <m:t>A</m:t>
+        </m:r>
+        <m:r>
+          <w:rPr>
+            <w:rFonts w:ascii="Cambria Math" w:eastAsia="宋体" w:hAnsi="Cambria Math" w:cs="Times New Roman Regular"/>
+            <w:sz w:val="24"/>
+          </w:rPr>
+          <m:t>_</m:t>
+        </m:r>
+        <m:r>
+          <w:rPr>
+            <w:rFonts w:ascii="Cambria Math" w:eastAsia="宋体" w:hAnsi="Cambria Math" w:cs="Times New Roman Regular"/>
+            <w:sz w:val="24"/>
+          </w:rPr>
+          <m:t>tile</m:t>
+        </m:r>
+        <m:r>
+          <w:rPr>
+            <w:rFonts w:ascii="Cambria Math" w:eastAsia="宋体" w:hAnsi="Cambria Math" w:cs="Times New Roman Regular"/>
+            <w:sz w:val="24"/>
+          </w:rPr>
+          <m:t>(</m:t>
+        </m:r>
+        <m:r>
+          <w:rPr>
+            <w:rFonts w:ascii="Cambria Math" w:eastAsia="宋体" w:hAnsi="Cambria Math" w:cs="Times New Roman Regular"/>
+            <w:sz w:val="24"/>
+          </w:rPr>
+          <m:t>m</m:t>
+        </m:r>
+        <m:r>
+          <w:rPr>
+            <w:rFonts w:ascii="Cambria Math" w:eastAsia="宋体" w:hAnsi="Cambria Math" w:cs="Times New Roman Regular"/>
+            <w:sz w:val="24"/>
+          </w:rPr>
+          <m:t>,</m:t>
+        </m:r>
+        <m:r>
+          <w:rPr>
+            <w:rFonts w:ascii="Cambria Math" w:eastAsia="宋体" w:hAnsi="Cambria Math" w:cs="Times New Roman Regular"/>
+            <w:sz w:val="24"/>
+          </w:rPr>
+          <m:t>k</m:t>
+        </m:r>
+        <m:r>
+          <w:rPr>
+            <w:rFonts w:ascii="Cambria Math" w:eastAsia="宋体" w:hAnsi="Cambria Math" w:cs="Times New Roman Regular"/>
+            <w:sz w:val="24"/>
+          </w:rPr>
+          <m:t>)×</m:t>
+        </m:r>
+        <m:r>
+          <w:rPr>
+            <w:rFonts w:ascii="Cambria Math" w:eastAsia="宋体" w:hAnsi="Cambria Math" w:cs="Times New Roman Regular"/>
+            <w:sz w:val="24"/>
+          </w:rPr>
+          <m:t>B</m:t>
+        </m:r>
+        <m:r>
+          <w:rPr>
+            <w:rFonts w:ascii="Cambria Math" w:eastAsia="宋体" w:hAnsi="Cambria Math" w:cs="Times New Roman Regular"/>
+            <w:sz w:val="24"/>
+          </w:rPr>
+          <m:t>_</m:t>
+        </m:r>
+        <m:r>
+          <w:rPr>
+            <w:rFonts w:ascii="Cambria Math" w:eastAsia="宋体" w:hAnsi="Cambria Math" w:cs="Times New Roman Regular"/>
+            <w:sz w:val="24"/>
+          </w:rPr>
+          <m:t>tile</m:t>
         </m:r>
         <m:d>
           <m:dPr>
@@ -2924,7 +3203,28 @@
             <w:rFonts w:ascii="Cambria Math" w:eastAsia="宋体" w:hAnsi="Cambria Math" w:cs="Times New Roman Regular"/>
             <w:sz w:val="24"/>
           </w:rPr>
-          <m:t>→C_tile</m:t>
+          <m:t>→</m:t>
+        </m:r>
+        <m:r>
+          <w:rPr>
+            <w:rFonts w:ascii="Cambria Math" w:eastAsia="宋体" w:hAnsi="Cambria Math" w:cs="Times New Roman Regular"/>
+            <w:sz w:val="24"/>
+          </w:rPr>
+          <m:t>C</m:t>
+        </m:r>
+        <m:r>
+          <w:rPr>
+            <w:rFonts w:ascii="Cambria Math" w:eastAsia="宋体" w:hAnsi="Cambria Math" w:cs="Times New Roman Regular"/>
+            <w:sz w:val="24"/>
+          </w:rPr>
+          <m:t>_</m:t>
+        </m:r>
+        <m:r>
+          <w:rPr>
+            <w:rFonts w:ascii="Cambria Math" w:eastAsia="宋体" w:hAnsi="Cambria Math" w:cs="Times New Roman Regular"/>
+            <w:sz w:val="24"/>
+          </w:rPr>
+          <m:t>tile</m:t>
         </m:r>
         <m:d>
           <m:dPr>
@@ -3037,7 +3337,7 @@
           <w:noProof/>
         </w:rPr>
         <w:drawing>
-          <wp:inline distT="0" distB="0" distL="114300" distR="114300">
+          <wp:inline distT="0" distB="0" distL="114300" distR="114300" wp14:anchorId="76B4194D" wp14:editId="763BA4B7">
             <wp:extent cx="5272405" cy="2152650"/>
             <wp:effectExtent l="0" t="0" r="10795" b="6350"/>
             <wp:docPr id="4" name="图片 1"/>
@@ -3131,7 +3431,14 @@
           <w:rFonts w:ascii="Times New Roman Regular" w:eastAsia="宋体" w:hAnsi="Times New Roman Regular" w:cs="Times New Roman Regular" w:hint="eastAsia"/>
           <w:sz w:val="24"/>
         </w:rPr>
-        <w:t>矩阵乘法中脉动阵列的延迟分为流水启动延迟和计算延迟，流水启动延迟指从计算操作开始到第一个结果输出的延迟，这部分延迟只和阵列尺寸相关，从图</w:t>
+        <w:t>矩阵乘法中脉动阵列的延迟分为流水启动延迟和计算延迟，流</w:t>
+      </w:r>
+      <w:r>
+        <w:rPr>
+          <w:rFonts w:ascii="Times New Roman Regular" w:eastAsia="宋体" w:hAnsi="Times New Roman Regular" w:cs="Times New Roman Regular" w:hint="eastAsia"/>
+          <w:sz w:val="24"/>
+        </w:rPr>
+        <w:t>水启动延迟指从计算操作开始到第一个结果输出的延迟，这部分延迟只和阵列尺寸相关，从图</w:t>
       </w:r>
       <w:r>
         <w:rPr>
@@ -3326,7 +3633,70 @@
             <w:rFonts w:ascii="Cambria Math" w:eastAsia="宋体" w:hAnsi="Cambria Math" w:cs="Times New Roman Regular"/>
             <w:sz w:val="24"/>
           </w:rPr>
-          <m:t>_tile(m,k)×B_tile</m:t>
+          <m:t>_</m:t>
+        </m:r>
+        <m:r>
+          <w:rPr>
+            <w:rFonts w:ascii="Cambria Math" w:eastAsia="宋体" w:hAnsi="Cambria Math" w:cs="Times New Roman Regular"/>
+            <w:sz w:val="24"/>
+          </w:rPr>
+          <m:t>tile</m:t>
+        </m:r>
+        <m:r>
+          <w:rPr>
+            <w:rFonts w:ascii="Cambria Math" w:eastAsia="宋体" w:hAnsi="Cambria Math" w:cs="Times New Roman Regular"/>
+            <w:sz w:val="24"/>
+          </w:rPr>
+          <m:t>(</m:t>
+        </m:r>
+        <m:r>
+          <w:rPr>
+            <w:rFonts w:ascii="Cambria Math" w:eastAsia="宋体" w:hAnsi="Cambria Math" w:cs="Times New Roman Regular"/>
+            <w:sz w:val="24"/>
+          </w:rPr>
+          <m:t>m</m:t>
+        </m:r>
+        <m:r>
+          <w:rPr>
+            <w:rFonts w:ascii="Cambria Math" w:eastAsia="宋体" w:hAnsi="Cambria Math" w:cs="Times New Roman Regular"/>
+            <w:sz w:val="24"/>
+          </w:rPr>
+          <m:t>,</m:t>
+        </m:r>
+        <m:r>
+          <w:rPr>
+            <w:rFonts w:ascii="Cambria Math" w:eastAsia="宋体" w:hAnsi="Cambria Math" w:cs="Times New Roman Regular"/>
+            <w:sz w:val="24"/>
+          </w:rPr>
+          <m:t>k</m:t>
+        </m:r>
+        <m:r>
+          <w:rPr>
+            <w:rFonts w:ascii="Cambria Math" w:eastAsia="宋体" w:hAnsi="Cambria Math" w:cs="Times New Roman Regular"/>
+            <w:sz w:val="24"/>
+          </w:rPr>
+          <m:t>)×</m:t>
+        </m:r>
+        <m:r>
+          <w:rPr>
+            <w:rFonts w:ascii="Cambria Math" w:eastAsia="宋体" w:hAnsi="Cambria Math" w:cs="Times New Roman Regular"/>
+            <w:sz w:val="24"/>
+          </w:rPr>
+          <m:t>B</m:t>
+        </m:r>
+        <m:r>
+          <w:rPr>
+            <w:rFonts w:ascii="Cambria Math" w:eastAsia="宋体" w:hAnsi="Cambria Math" w:cs="Times New Roman Regular"/>
+            <w:sz w:val="24"/>
+          </w:rPr>
+          <m:t>_</m:t>
+        </m:r>
+        <m:r>
+          <w:rPr>
+            <w:rFonts w:ascii="Cambria Math" w:eastAsia="宋体" w:hAnsi="Cambria Math" w:cs="Times New Roman Regular"/>
+            <w:sz w:val="24"/>
+          </w:rPr>
+          <m:t>tile</m:t>
         </m:r>
         <m:d>
           <m:dPr>
@@ -3377,7 +3747,21 @@
             <w:sz w:val="24"/>
           </w:rPr>
           <w:lastRenderedPageBreak/>
-          <m:t>C_tile</m:t>
+          <m:t>C</m:t>
+        </m:r>
+        <m:r>
+          <w:rPr>
+            <w:rFonts w:ascii="Cambria Math" w:eastAsia="宋体" w:hAnsi="Cambria Math" w:cs="Times New Roman Regular"/>
+            <w:sz w:val="24"/>
+          </w:rPr>
+          <m:t>_</m:t>
+        </m:r>
+        <m:r>
+          <w:rPr>
+            <w:rFonts w:ascii="Cambria Math" w:eastAsia="宋体" w:hAnsi="Cambria Math" w:cs="Times New Roman Regular"/>
+            <w:sz w:val="24"/>
+          </w:rPr>
+          <m:t>tile</m:t>
         </m:r>
         <m:d>
           <m:dPr>
@@ -3429,7 +3813,21 @@
             <w:rFonts w:ascii="Cambria Math" w:eastAsia="宋体" w:hAnsi="Cambria Math" w:cs="Times New Roman Regular"/>
             <w:sz w:val="24"/>
           </w:rPr>
-          <m:t>m×ceil</m:t>
+          <m:t>m</m:t>
+        </m:r>
+        <m:r>
+          <w:rPr>
+            <w:rFonts w:ascii="Cambria Math" w:eastAsia="宋体" w:hAnsi="Cambria Math" w:cs="Times New Roman Regular"/>
+            <w:sz w:val="24"/>
+          </w:rPr>
+          <m:t>×</m:t>
+        </m:r>
+        <m:r>
+          <w:rPr>
+            <w:rFonts w:ascii="Cambria Math" w:eastAsia="宋体" w:hAnsi="Cambria Math" w:cs="Times New Roman Regular"/>
+            <w:sz w:val="24"/>
+          </w:rPr>
+          <m:t>ceil</m:t>
         </m:r>
         <m:d>
           <m:dPr>
@@ -3476,7 +3874,14 @@
             <w:rFonts w:ascii="Cambria Math" w:eastAsia="宋体" w:hAnsi="Cambria Math" w:cs="Times New Roman Regular"/>
             <w:sz w:val="24"/>
           </w:rPr>
-          <m:t>×ceil</m:t>
+          <m:t>×</m:t>
+        </m:r>
+        <m:r>
+          <w:rPr>
+            <w:rFonts w:ascii="Cambria Math" w:eastAsia="宋体" w:hAnsi="Cambria Math" w:cs="Times New Roman Regular"/>
+            <w:sz w:val="24"/>
+          </w:rPr>
+          <m:t>ceil</m:t>
         </m:r>
         <m:d>
           <m:dPr>
@@ -4186,7 +4591,14 @@
           <w:rFonts w:ascii="Times New Roman Regular" w:eastAsia="宋体" w:hAnsi="Times New Roman Regular" w:cs="Times New Roman Regular" w:hint="eastAsia"/>
           <w:sz w:val="24"/>
         </w:rPr>
-        <w:t>800M*16*4*32*32=50T</w:t>
+        <w:t>800M*16*</w:t>
+      </w:r>
+      <w:r>
+        <w:rPr>
+          <w:rFonts w:ascii="Times New Roman Regular" w:eastAsia="宋体" w:hAnsi="Times New Roman Regular" w:cs="Times New Roman Regular" w:hint="eastAsia"/>
+          <w:sz w:val="24"/>
+        </w:rPr>
+        <w:t>4*32*32=50T</w:t>
       </w:r>
       <w:r>
         <w:rPr>
@@ -4343,7 +4755,28 @@
               <w:rFonts w:ascii="Cambria Math" w:eastAsia="宋体" w:hAnsi="Cambria Math" w:cs="Times New Roman Regular"/>
               <w:sz w:val="24"/>
             </w:rPr>
-            <m:t>DRAM_utilization=</m:t>
+            <m:t>DRAM</m:t>
+          </m:r>
+          <m:r>
+            <w:rPr>
+              <w:rFonts w:ascii="Cambria Math" w:eastAsia="宋体" w:hAnsi="Cambria Math" w:cs="Times New Roman Regular"/>
+              <w:sz w:val="24"/>
+            </w:rPr>
+            <m:t>_</m:t>
+          </m:r>
+          <m:r>
+            <w:rPr>
+              <w:rFonts w:ascii="Cambria Math" w:eastAsia="宋体" w:hAnsi="Cambria Math" w:cs="Times New Roman Regular"/>
+              <w:sz w:val="24"/>
+            </w:rPr>
+            <m:t>utilization</m:t>
+          </m:r>
+          <m:r>
+            <w:rPr>
+              <w:rFonts w:ascii="Cambria Math" w:eastAsia="宋体" w:hAnsi="Cambria Math" w:cs="Times New Roman Regular"/>
+              <w:sz w:val="24"/>
+            </w:rPr>
+            <m:t>=</m:t>
           </m:r>
           <m:f>
             <m:fPr>
@@ -4379,7 +4812,28 @@
                       <w:rFonts w:ascii="Cambria Math" w:eastAsia="宋体" w:hAnsi="Cambria Math" w:cs="Times New Roman Regular"/>
                       <w:sz w:val="24"/>
                     </w:rPr>
-                    <m:t>burst_lenth</m:t>
+                    <m:t>burst</m:t>
+                  </m:r>
+                  <m:r>
+                    <w:rPr>
+                      <w:rFonts w:ascii="Cambria Math" w:eastAsia="宋体" w:hAnsi="Cambria Math" w:cs="Times New Roman Regular"/>
+                      <w:sz w:val="24"/>
+                    </w:rPr>
+                    <m:t>_</m:t>
+                  </m:r>
+                  <m:r>
+                    <w:rPr>
+                      <w:rFonts w:ascii="Cambria Math" w:eastAsia="宋体" w:hAnsi="Cambria Math" w:cs="Times New Roman Regular"/>
+                      <w:sz w:val="24"/>
+                    </w:rPr>
+                    <m:t>lent</m:t>
+                  </m:r>
+                  <m:r>
+                    <w:rPr>
+                      <w:rFonts w:ascii="Cambria Math" w:eastAsia="宋体" w:hAnsi="Cambria Math" w:cs="Times New Roman Regular"/>
+                      <w:sz w:val="24"/>
+                    </w:rPr>
+                    <m:t>h</m:t>
                   </m:r>
                 </m:sub>
               </m:sSub>
@@ -4409,7 +4863,28 @@
                       <w:rFonts w:ascii="Cambria Math" w:eastAsia="宋体" w:hAnsi="Cambria Math" w:cs="Times New Roman Regular"/>
                       <w:sz w:val="24"/>
                     </w:rPr>
-                    <m:t>burst_lenth</m:t>
+                    <m:t>burst</m:t>
+                  </m:r>
+                  <m:r>
+                    <w:rPr>
+                      <w:rFonts w:ascii="Cambria Math" w:eastAsia="宋体" w:hAnsi="Cambria Math" w:cs="Times New Roman Regular"/>
+                      <w:sz w:val="24"/>
+                    </w:rPr>
+                    <m:t>_</m:t>
+                  </m:r>
+                  <m:r>
+                    <w:rPr>
+                      <w:rFonts w:ascii="Cambria Math" w:eastAsia="宋体" w:hAnsi="Cambria Math" w:cs="Times New Roman Regular"/>
+                      <w:sz w:val="24"/>
+                    </w:rPr>
+                    <m:t>lent</m:t>
+                  </m:r>
+                  <m:r>
+                    <w:rPr>
+                      <w:rFonts w:ascii="Cambria Math" w:eastAsia="宋体" w:hAnsi="Cambria Math" w:cs="Times New Roman Regular"/>
+                      <w:sz w:val="24"/>
+                    </w:rPr>
+                    <m:t>h</m:t>
                   </m:r>
                 </m:sub>
               </m:sSub>
@@ -4676,7 +5151,28 @@
                 <w:rFonts w:ascii="Cambria Math" w:eastAsia="宋体" w:hAnsi="Cambria Math" w:cs="Times New Roman Regular"/>
                 <w:sz w:val="24"/>
               </w:rPr>
-              <m:t>burst_lenth</m:t>
+              <m:t>burst</m:t>
+            </m:r>
+            <m:r>
+              <w:rPr>
+                <w:rFonts w:ascii="Cambria Math" w:eastAsia="宋体" w:hAnsi="Cambria Math" w:cs="Times New Roman Regular"/>
+                <w:sz w:val="24"/>
+              </w:rPr>
+              <m:t>_</m:t>
+            </m:r>
+            <m:r>
+              <w:rPr>
+                <w:rFonts w:ascii="Cambria Math" w:eastAsia="宋体" w:hAnsi="Cambria Math" w:cs="Times New Roman Regular"/>
+                <w:sz w:val="24"/>
+              </w:rPr>
+              <m:t>lent</m:t>
+            </m:r>
+            <m:r>
+              <w:rPr>
+                <w:rFonts w:ascii="Cambria Math" w:eastAsia="宋体" w:hAnsi="Cambria Math" w:cs="Times New Roman Regular"/>
+                <w:sz w:val="24"/>
+              </w:rPr>
+              <m:t>h</m:t>
             </m:r>
           </m:sub>
         </m:sSub>
@@ -5264,7 +5760,7 @@
           <w14:ligatures w14:val="none"/>
         </w:rPr>
         <w:drawing>
-          <wp:inline distT="0" distB="0" distL="0" distR="0">
+          <wp:inline distT="0" distB="0" distL="0" distR="0" wp14:anchorId="692B0986" wp14:editId="33193C10">
             <wp:extent cx="3141345" cy="1923415"/>
             <wp:effectExtent l="0" t="0" r="1905" b="635"/>
             <wp:docPr id="9" name="图片 9"/>
@@ -5307,7 +5803,7 @@
         <w:spacing w:line="360" w:lineRule="auto"/>
         <w:jc w:val="center"/>
         <w:rPr>
-          <w:rFonts w:ascii="Times New Roman Regular" w:eastAsia="宋体" w:hAnsi="Times New Roman Regular" w:cs="Times New Roman Regular" w:hint="eastAsia"/>
+          <w:rFonts w:ascii="Times New Roman Regular" w:eastAsia="宋体" w:hAnsi="Times New Roman Regular" w:cs="Times New Roman Regular"/>
           <w:szCs w:val="21"/>
         </w:rPr>
       </w:pPr>
@@ -5393,7 +5889,21 @@
               <w:rFonts w:ascii="Cambria Math" w:eastAsia="宋体" w:hAnsi="Cambria Math" w:cs="Times New Roman Regular"/>
               <w:sz w:val="24"/>
             </w:rPr>
-            <m:t>=m×</m:t>
+            <m:t>=</m:t>
+          </m:r>
+          <m:r>
+            <w:rPr>
+              <w:rFonts w:ascii="Cambria Math" w:eastAsia="宋体" w:hAnsi="Cambria Math" w:cs="Times New Roman Regular"/>
+              <w:sz w:val="24"/>
+            </w:rPr>
+            <m:t>m</m:t>
+          </m:r>
+          <m:r>
+            <w:rPr>
+              <w:rFonts w:ascii="Cambria Math" w:eastAsia="宋体" w:hAnsi="Cambria Math" w:cs="Times New Roman Regular"/>
+              <w:sz w:val="24"/>
+            </w:rPr>
+            <m:t>×</m:t>
           </m:r>
           <m:d>
             <m:dPr>
@@ -5438,7 +5948,14 @@
                   <w:rFonts w:ascii="Cambria Math" w:eastAsia="宋体" w:hAnsi="Cambria Math" w:cs="Times New Roman Regular"/>
                   <w:sz w:val="24"/>
                 </w:rPr>
-                <m:t>×Ceil</m:t>
+                <m:t>×</m:t>
+              </m:r>
+              <m:r>
+                <w:rPr>
+                  <w:rFonts w:ascii="Cambria Math" w:eastAsia="宋体" w:hAnsi="Cambria Math" w:cs="Times New Roman Regular"/>
+                  <w:sz w:val="24"/>
+                </w:rPr>
+                <m:t>Ceil</m:t>
               </m:r>
               <m:d>
                 <m:dPr>
@@ -5559,7 +6076,14 @@
           <w:rFonts w:ascii="Times New Roman Regular" w:eastAsia="宋体" w:hAnsi="Times New Roman Regular" w:cs="Times New Roman Regular" w:hint="eastAsia"/>
           <w:sz w:val="24"/>
         </w:rPr>
-        <w:t>为单次操作需要的周期，这和单次操作需要多少条指令相关，向量处理器中通过插值的方式计算非线性函数，包括指数函数、倒数函数、平方根倒数函数、三角函数，这些函数计算需要多条指令多个周期完成。当两次操作之间不需要通信同步时，两次操作可以合为一次连续操作。</w:t>
+        <w:t>为单次操作需要的周期，这和单次操作需</w:t>
+      </w:r>
+      <w:r>
+        <w:rPr>
+          <w:rFonts w:ascii="Times New Roman Regular" w:eastAsia="宋体" w:hAnsi="Times New Roman Regular" w:cs="Times New Roman Regular" w:hint="eastAsia"/>
+          <w:sz w:val="24"/>
+        </w:rPr>
+        <w:t>要多少条指令相关，向量处理器中通过插值的方式计算非线性函数，包括指数函数、倒数函数、平方根倒数函数、三角函数，这些函数计算需要多条指令多个周期完成。当两次操作之间不需要通信同步时，两次操作可以合为一次连续操作。</w:t>
       </w:r>
       <m:oMath>
         <m:r>
@@ -6251,7 +6775,14 @@
           <w:rFonts w:ascii="Times New Roman Regular" w:eastAsia="宋体" w:hAnsi="Times New Roman Regular" w:cs="Times New Roman Regular" w:hint="eastAsia"/>
           <w:sz w:val="24"/>
         </w:rPr>
-        <w:t>不需要多核的通信同步，可以和逐元素减去最大值合成一次连续的操作，也就是对应的</w:t>
+        <w:t>不需要多</w:t>
+      </w:r>
+      <w:r>
+        <w:rPr>
+          <w:rFonts w:ascii="Times New Roman Regular" w:eastAsia="宋体" w:hAnsi="Times New Roman Regular" w:cs="Times New Roman Regular" w:hint="eastAsia"/>
+          <w:sz w:val="24"/>
+        </w:rPr>
+        <w:t>核的通信同步，可以和逐元素减去最大值合成一次连续的操作，也就是对应的</w:t>
       </w:r>
       <m:oMath>
         <m:sSub>
@@ -6554,7 +7085,21 @@
               <w:rFonts w:ascii="Cambria Math" w:eastAsia="宋体" w:hAnsi="Cambria Math" w:cs="Times New Roman Regular"/>
               <w:sz w:val="24"/>
             </w:rPr>
-            <m:t>=L+</m:t>
+            <m:t>=</m:t>
+          </m:r>
+          <m:r>
+            <w:rPr>
+              <w:rFonts w:ascii="Cambria Math" w:eastAsia="宋体" w:hAnsi="Cambria Math" w:cs="Times New Roman Regular"/>
+              <w:sz w:val="24"/>
+            </w:rPr>
+            <m:t>L</m:t>
+          </m:r>
+          <m:r>
+            <w:rPr>
+              <w:rFonts w:ascii="Cambria Math" w:eastAsia="宋体" w:hAnsi="Cambria Math" w:cs="Times New Roman Regular"/>
+              <w:sz w:val="24"/>
+            </w:rPr>
+            <m:t>+</m:t>
           </m:r>
           <m:sSub>
             <m:sSubPr>
@@ -6580,7 +7125,14 @@
                   <w:rFonts w:ascii="Cambria Math" w:eastAsia="宋体" w:hAnsi="Cambria Math" w:cs="Times New Roman Regular"/>
                   <w:sz w:val="24"/>
                 </w:rPr>
-                <m:t>hop</m:t>
+                <m:t>h</m:t>
+              </m:r>
+              <m:r>
+                <w:rPr>
+                  <w:rFonts w:ascii="Cambria Math" w:eastAsia="宋体" w:hAnsi="Cambria Math" w:cs="Times New Roman Regular"/>
+                  <w:sz w:val="24"/>
+                </w:rPr>
+                <m:t>op</m:t>
               </m:r>
             </m:sub>
           </m:sSub>
@@ -6625,7 +7177,14 @@
                       <w:rFonts w:ascii="Cambria Math" w:eastAsia="宋体" w:hAnsi="Cambria Math" w:cs="Times New Roman Regular"/>
                       <w:sz w:val="24"/>
                     </w:rPr>
-                    <m:t>Bandwidth</m:t>
+                    <m:t>Bandwidt</m:t>
+                  </m:r>
+                  <m:r>
+                    <w:rPr>
+                      <w:rFonts w:ascii="Cambria Math" w:eastAsia="宋体" w:hAnsi="Cambria Math" w:cs="Times New Roman Regular"/>
+                      <w:sz w:val="24"/>
+                    </w:rPr>
+                    <m:t>h</m:t>
                   </m:r>
                 </m:den>
               </m:f>
@@ -6782,7 +7341,14 @@
                 <w:rFonts w:ascii="Cambria Math" w:eastAsia="宋体" w:hAnsi="Cambria Math" w:cs="Times New Roman Regular"/>
                 <w:sz w:val="24"/>
               </w:rPr>
-              <m:t>hop</m:t>
+              <m:t>h</m:t>
+            </m:r>
+            <m:r>
+              <w:rPr>
+                <w:rFonts w:ascii="Cambria Math" w:eastAsia="宋体" w:hAnsi="Cambria Math" w:cs="Times New Roman Regular"/>
+                <w:sz w:val="24"/>
+              </w:rPr>
+              <m:t>op</m:t>
             </m:r>
           </m:sub>
         </m:sSub>
@@ -6816,7 +7382,14 @@
             <w:rFonts w:ascii="Cambria Math" w:eastAsia="宋体" w:hAnsi="Cambria Math" w:cs="Times New Roman Regular"/>
             <w:sz w:val="24"/>
           </w:rPr>
-          <m:t>Bandwidth</m:t>
+          <m:t>Bandwidt</m:t>
+        </m:r>
+        <m:r>
+          <w:rPr>
+            <w:rFonts w:ascii="Cambria Math" w:eastAsia="宋体" w:hAnsi="Cambria Math" w:cs="Times New Roman Regular"/>
+            <w:sz w:val="24"/>
+          </w:rPr>
+          <m:t>h</m:t>
         </m:r>
       </m:oMath>
       <w:r>
@@ -6990,7 +7563,14 @@
           <w:rFonts w:ascii="Times New Roman Regular" w:eastAsia="宋体" w:hAnsi="Times New Roman Regular" w:cs="Times New Roman Regular" w:hint="eastAsia"/>
           <w:sz w:val="24"/>
         </w:rPr>
-        <w:t>，由于传输的数据量很小，因此只考虑链路固定延迟和</w:t>
+        <w:t>，由于传输的</w:t>
+      </w:r>
+      <w:r>
+        <w:rPr>
+          <w:rFonts w:ascii="Times New Roman Regular" w:eastAsia="宋体" w:hAnsi="Times New Roman Regular" w:cs="Times New Roman Regular" w:hint="eastAsia"/>
+          <w:sz w:val="24"/>
+        </w:rPr>
+        <w:t>数据量很小，因此只考虑链路固定延迟和</w:t>
       </w:r>
       <w:r>
         <w:rPr>
@@ -7102,7 +7682,57 @@
           <w:sz w:val="28"/>
           <w:szCs w:val="28"/>
         </w:rPr>
-        <w:t>代码结构</w:t>
+        <w:t>模型层延迟计算(</w:t>
+      </w:r>
+      <w:r>
+        <w:rPr>
+          <w:rFonts w:ascii="Songti SC Bold" w:eastAsia="Songti SC Bold" w:hAnsi="Songti SC Bold" w:cs="Songti SC Bold"/>
+          <w:b/>
+          <w:bCs/>
+          <w:sz w:val="28"/>
+          <w:szCs w:val="28"/>
+        </w:rPr>
+        <w:t>L</w:t>
+      </w:r>
+      <w:r>
+        <w:rPr>
+          <w:rFonts w:ascii="Songti SC Bold" w:eastAsia="Songti SC Bold" w:hAnsi="Songti SC Bold" w:cs="Songti SC Bold" w:hint="eastAsia"/>
+          <w:b/>
+          <w:bCs/>
+          <w:sz w:val="28"/>
+          <w:szCs w:val="28"/>
+        </w:rPr>
+        <w:t>ayer</w:t>
+      </w:r>
+      <w:r>
+        <w:rPr>
+          <w:rFonts w:ascii="Songti SC Bold" w:eastAsia="Songti SC Bold" w:hAnsi="Songti SC Bold" w:cs="Songti SC Bold"/>
+          <w:b/>
+          <w:bCs/>
+          <w:sz w:val="28"/>
+          <w:szCs w:val="28"/>
+        </w:rPr>
+        <w:t>-</w:t>
+      </w:r>
+      <w:r>
+        <w:rPr>
+          <w:rFonts w:ascii="Songti SC Bold" w:eastAsia="Songti SC Bold" w:hAnsi="Songti SC Bold" w:cs="Songti SC Bold" w:hint="eastAsia"/>
+          <w:b/>
+          <w:bCs/>
+          <w:sz w:val="28"/>
+          <w:szCs w:val="28"/>
+        </w:rPr>
+        <w:t>level</w:t>
+      </w:r>
+      <w:r>
+        <w:rPr>
+          <w:rFonts w:ascii="Songti SC Bold" w:eastAsia="Songti SC Bold" w:hAnsi="Songti SC Bold" w:cs="Songti SC Bold"/>
+          <w:b/>
+          <w:bCs/>
+          <w:sz w:val="28"/>
+          <w:szCs w:val="28"/>
+        </w:rPr>
+        <w:t>)</w:t>
       </w:r>
     </w:p>
     <w:p>
@@ -7110,7 +7740,7 @@
         <w:spacing w:line="360" w:lineRule="auto"/>
         <w:ind w:firstLine="360"/>
         <w:rPr>
-          <w:rFonts w:ascii="Times New Roman Regular" w:eastAsia="宋体" w:hAnsi="Times New Roman Regular" w:cs="Times New Roman Regular"/>
+          <w:rFonts w:ascii="Times New Roman Regular" w:eastAsia="宋体" w:hAnsi="Times New Roman Regular" w:cs="Times New Roman Regular" w:hint="eastAsia"/>
           <w:sz w:val="24"/>
         </w:rPr>
       </w:pPr>
@@ -7119,7 +7749,56 @@
           <w:rFonts w:ascii="Times New Roman Regular" w:eastAsia="宋体" w:hAnsi="Times New Roman Regular" w:cs="Times New Roman Regular" w:hint="eastAsia"/>
           <w:sz w:val="24"/>
         </w:rPr>
-        <w:t>仿真器的代码结构如下图</w:t>
+        <w:t>模型层</w:t>
+      </w:r>
+      <w:r>
+        <w:rPr>
+          <w:rFonts w:ascii="Times New Roman Regular" w:eastAsia="宋体" w:hAnsi="Times New Roman Regular" w:cs="Times New Roman Regular" w:hint="eastAsia"/>
+          <w:sz w:val="24"/>
+        </w:rPr>
+        <w:t>延时指的是大语言模型每层的组件的延时，</w:t>
+      </w:r>
+      <w:r>
+        <w:rPr>
+          <w:rFonts w:ascii="Times New Roman Regular" w:eastAsia="宋体" w:hAnsi="Times New Roman Regular" w:cs="Times New Roman Regular" w:hint="eastAsia"/>
+          <w:sz w:val="24"/>
+        </w:rPr>
+        <w:t>该层级将复杂的模型结构（如</w:t>
+      </w:r>
+      <w:r>
+        <w:rPr>
+          <w:rFonts w:ascii="Times New Roman Regular" w:eastAsia="宋体" w:hAnsi="Times New Roman Regular" w:cs="Times New Roman Regular" w:hint="eastAsia"/>
+          <w:sz w:val="24"/>
+        </w:rPr>
+        <w:t>MLA</w:t>
+      </w:r>
+      <w:r>
+        <w:rPr>
+          <w:rFonts w:ascii="Times New Roman Regular" w:eastAsia="宋体" w:hAnsi="Times New Roman Regular" w:cs="Times New Roman Regular" w:hint="eastAsia"/>
+          <w:sz w:val="24"/>
+        </w:rPr>
+        <w:t>，</w:t>
+      </w:r>
+      <w:r>
+        <w:rPr>
+          <w:rFonts w:ascii="Times New Roman Regular" w:eastAsia="宋体" w:hAnsi="Times New Roman Regular" w:cs="Times New Roman Regular" w:hint="eastAsia"/>
+          <w:sz w:val="24"/>
+        </w:rPr>
+        <w:t>MoE</w:t>
+      </w:r>
+      <w:r>
+        <w:rPr>
+          <w:rFonts w:ascii="Times New Roman Regular" w:eastAsia="宋体" w:hAnsi="Times New Roman Regular" w:cs="Times New Roman Regular" w:hint="eastAsia"/>
+          <w:sz w:val="24"/>
+        </w:rPr>
+        <w:t>）分解为算子序列，然后组合起来计算整体的延时。</w:t>
+      </w:r>
+      <w:r>
+        <w:rPr>
+          <w:rFonts w:ascii="Times New Roman Regular" w:eastAsia="宋体" w:hAnsi="Times New Roman Regular" w:cs="Times New Roman Regular" w:hint="eastAsia"/>
+          <w:sz w:val="24"/>
+        </w:rPr>
+        <w:t>以下图</w:t>
       </w:r>
       <w:r>
         <w:rPr>
@@ -7133,154 +7812,35 @@
           <w:rFonts w:ascii="Times New Roman Regular" w:eastAsia="宋体" w:hAnsi="Times New Roman Regular" w:cs="Times New Roman Regular" w:hint="eastAsia"/>
           <w:sz w:val="24"/>
         </w:rPr>
-        <w:t>所示，</w:t>
-      </w:r>
-      <w:r>
-        <w:rPr>
-          <w:rFonts w:ascii="Times New Roman Regular" w:eastAsia="宋体" w:hAnsi="Times New Roman Regular" w:cs="Times New Roman Regular" w:hint="eastAsia"/>
-          <w:sz w:val="24"/>
-        </w:rPr>
-        <w:t>hardware</w:t>
-      </w:r>
-      <w:r>
-        <w:rPr>
-          <w:rFonts w:ascii="Times New Roman Regular" w:eastAsia="宋体" w:hAnsi="Times New Roman Regular" w:cs="Times New Roman Regular"/>
-          <w:sz w:val="24"/>
-        </w:rPr>
-        <w:t>_model</w:t>
-      </w:r>
-      <w:r>
-        <w:rPr>
-          <w:rFonts w:ascii="Times New Roman Regular" w:eastAsia="宋体" w:hAnsi="Times New Roman Regular" w:cs="Times New Roman Regular" w:hint="eastAsia"/>
-          <w:sz w:val="24"/>
-        </w:rPr>
-        <w:t>文件夹中是对硬件的建模，</w:t>
-      </w:r>
-      <w:r>
-        <w:rPr>
-          <w:rFonts w:ascii="Times New Roman Regular" w:eastAsia="宋体" w:hAnsi="Times New Roman Regular" w:cs="Times New Roman Regular" w:hint="eastAsia"/>
-          <w:sz w:val="24"/>
-        </w:rPr>
-        <w:t>memory</w:t>
-      </w:r>
-      <w:r>
-        <w:rPr>
-          <w:rFonts w:ascii="Times New Roman Regular" w:eastAsia="宋体" w:hAnsi="Times New Roman Regular" w:cs="Times New Roman Regular"/>
-          <w:sz w:val="24"/>
-        </w:rPr>
-        <w:t>_module.py</w:t>
-      </w:r>
-      <w:r>
-        <w:rPr>
-          <w:rFonts w:ascii="Times New Roman Regular" w:eastAsia="宋体" w:hAnsi="Times New Roman Regular" w:cs="Times New Roman Regular" w:hint="eastAsia"/>
-          <w:sz w:val="24"/>
-        </w:rPr>
-        <w:t>中可以配置</w:t>
-      </w:r>
-      <w:r>
-        <w:rPr>
-          <w:rFonts w:ascii="Times New Roman Regular" w:eastAsia="宋体" w:hAnsi="Times New Roman Regular" w:cs="Times New Roman Regular" w:hint="eastAsia"/>
-          <w:sz w:val="24"/>
-        </w:rPr>
-        <w:t>DRAM</w:t>
-      </w:r>
-      <w:r>
-        <w:rPr>
-          <w:rFonts w:ascii="Times New Roman Regular" w:eastAsia="宋体" w:hAnsi="Times New Roman Regular" w:cs="Times New Roman Regular" w:hint="eastAsia"/>
-          <w:sz w:val="24"/>
-        </w:rPr>
-        <w:t>的带宽和带宽利用率；</w:t>
-      </w:r>
-      <w:r>
-        <w:rPr>
-          <w:rFonts w:ascii="Times New Roman Regular" w:eastAsia="宋体" w:hAnsi="Times New Roman Regular" w:cs="Times New Roman Regular" w:hint="eastAsia"/>
-          <w:sz w:val="24"/>
-        </w:rPr>
-        <w:t>compute</w:t>
-      </w:r>
-      <w:r>
-        <w:rPr>
-          <w:rFonts w:ascii="Times New Roman Regular" w:eastAsia="宋体" w:hAnsi="Times New Roman Regular" w:cs="Times New Roman Regular"/>
-          <w:sz w:val="24"/>
-        </w:rPr>
-        <w:t>_module.py</w:t>
-      </w:r>
-      <w:r>
-        <w:rPr>
-          <w:rFonts w:ascii="Times New Roman Regular" w:eastAsia="宋体" w:hAnsi="Times New Roman Regular" w:cs="Times New Roman Regular" w:hint="eastAsia"/>
-          <w:sz w:val="24"/>
-        </w:rPr>
-        <w:t>中可以配置向量处理器的宽度和计算各个特殊函数的延迟，以及脉动阵列的尺寸；</w:t>
-      </w:r>
-      <w:r>
-        <w:rPr>
-          <w:rFonts w:ascii="Times New Roman Regular" w:eastAsia="宋体" w:hAnsi="Times New Roman Regular" w:cs="Times New Roman Regular" w:hint="eastAsia"/>
-          <w:sz w:val="24"/>
-        </w:rPr>
-        <w:t>communication</w:t>
-      </w:r>
-      <w:r>
-        <w:rPr>
-          <w:rFonts w:ascii="Times New Roman Regular" w:eastAsia="宋体" w:hAnsi="Times New Roman Regular" w:cs="Times New Roman Regular"/>
-          <w:sz w:val="24"/>
-        </w:rPr>
-        <w:t>.py</w:t>
-      </w:r>
-      <w:r>
-        <w:rPr>
-          <w:rFonts w:ascii="Times New Roman Regular" w:eastAsia="宋体" w:hAnsi="Times New Roman Regular" w:cs="Times New Roman Regular" w:hint="eastAsia"/>
-          <w:sz w:val="24"/>
-        </w:rPr>
-        <w:t>中可以配置片上</w:t>
-      </w:r>
-      <w:r>
-        <w:rPr>
-          <w:rFonts w:ascii="Times New Roman Regular" w:eastAsia="宋体" w:hAnsi="Times New Roman Regular" w:cs="Times New Roman Regular" w:hint="eastAsia"/>
-          <w:sz w:val="24"/>
-        </w:rPr>
-        <w:t>NoC</w:t>
-      </w:r>
-      <w:r>
-        <w:rPr>
-          <w:rFonts w:ascii="Times New Roman Regular" w:eastAsia="宋体" w:hAnsi="Times New Roman Regular" w:cs="Times New Roman Regular" w:hint="eastAsia"/>
-          <w:sz w:val="24"/>
-        </w:rPr>
-        <w:t>的带宽、链路延迟和</w:t>
-      </w:r>
-      <w:r>
-        <w:rPr>
-          <w:rFonts w:ascii="Times New Roman Regular" w:eastAsia="宋体" w:hAnsi="Times New Roman Regular" w:cs="Times New Roman Regular" w:hint="eastAsia"/>
-          <w:sz w:val="24"/>
-        </w:rPr>
-        <w:t>router</w:t>
-      </w:r>
-      <w:r>
-        <w:rPr>
-          <w:rFonts w:ascii="Times New Roman Regular" w:eastAsia="宋体" w:hAnsi="Times New Roman Regular" w:cs="Times New Roman Regular" w:hint="eastAsia"/>
-          <w:sz w:val="24"/>
-        </w:rPr>
-        <w:t>延迟，以及片间通信的带宽和链路延迟；</w:t>
-      </w:r>
-      <w:r>
-        <w:rPr>
-          <w:rFonts w:ascii="Times New Roman Regular" w:eastAsia="宋体" w:hAnsi="Times New Roman Regular" w:cs="Times New Roman Regular" w:hint="eastAsia"/>
-          <w:sz w:val="24"/>
-        </w:rPr>
-        <w:t>device</w:t>
-      </w:r>
-      <w:r>
-        <w:rPr>
-          <w:rFonts w:ascii="Times New Roman Regular" w:eastAsia="宋体" w:hAnsi="Times New Roman Regular" w:cs="Times New Roman Regular"/>
-          <w:sz w:val="24"/>
-        </w:rPr>
-        <w:t>.py</w:t>
-      </w:r>
-      <w:r>
-        <w:rPr>
-          <w:rFonts w:ascii="Times New Roman Regular" w:eastAsia="宋体" w:hAnsi="Times New Roman Regular" w:cs="Times New Roman Regular" w:hint="eastAsia"/>
-          <w:sz w:val="24"/>
-        </w:rPr>
-        <w:t>中可以配置工作频率，</w:t>
+        <w:t>所示</w:t>
+      </w:r>
+      <w:r>
+        <w:rPr>
+          <w:rFonts w:ascii="Times New Roman Regular" w:eastAsia="宋体" w:hAnsi="Times New Roman Regular" w:cs="Times New Roman Regular" w:hint="eastAsia"/>
+          <w:sz w:val="24"/>
+        </w:rPr>
+        <w:t>MLA</w:t>
+      </w:r>
+      <w:r>
+        <w:rPr>
+          <w:rFonts w:ascii="Times New Roman Regular" w:eastAsia="宋体" w:hAnsi="Times New Roman Regular" w:cs="Times New Roman Regular" w:hint="eastAsia"/>
+          <w:sz w:val="24"/>
+        </w:rPr>
+        <w:t>的计算流程，每一步都计算可以用基本算子来表示，由于采用了</w:t>
+      </w:r>
+      <w:r>
+        <w:rPr>
+          <w:rFonts w:ascii="Times New Roman Regular" w:eastAsia="宋体" w:hAnsi="Times New Roman Regular" w:cs="Times New Roman Regular" w:hint="eastAsia"/>
+          <w:sz w:val="24"/>
+        </w:rPr>
+        <w:t>tensor</w:t>
+      </w:r>
+      <w:r>
+        <w:rPr>
+          <w:rFonts w:ascii="Times New Roman Regular" w:eastAsia="宋体" w:hAnsi="Times New Roman Regular" w:cs="Times New Roman Regular" w:hint="eastAsia"/>
+          <w:sz w:val="24"/>
+        </w:rPr>
+        <w:t>并行的方式，每一步矩阵乘法都会纵向切分权重矩阵，激活则复制到片上的每个</w:t>
       </w:r>
       <w:r>
         <w:rPr>
@@ -7294,7 +7854,35 @@
           <w:rFonts w:ascii="Times New Roman Regular" w:eastAsia="宋体" w:hAnsi="Times New Roman Regular" w:cs="Times New Roman Regular" w:hint="eastAsia"/>
           <w:sz w:val="24"/>
         </w:rPr>
-        <w:t>的数量以及每个</w:t>
+        <w:t>中，因此在下一次矩阵乘法之前需要</w:t>
+      </w:r>
+      <w:r>
+        <w:rPr>
+          <w:rFonts w:ascii="Times New Roman Regular" w:eastAsia="宋体" w:hAnsi="Times New Roman Regular" w:cs="Times New Roman Regular" w:hint="eastAsia"/>
+          <w:sz w:val="24"/>
+        </w:rPr>
+        <w:t>All</w:t>
+      </w:r>
+      <w:r>
+        <w:rPr>
+          <w:rFonts w:ascii="Times New Roman Regular" w:eastAsia="宋体" w:hAnsi="Times New Roman Regular" w:cs="Times New Roman Regular"/>
+          <w:sz w:val="24"/>
+        </w:rPr>
+        <w:t>-</w:t>
+      </w:r>
+      <w:r>
+        <w:rPr>
+          <w:rFonts w:ascii="Times New Roman Regular" w:eastAsia="宋体" w:hAnsi="Times New Roman Regular" w:cs="Times New Roman Regular" w:hint="eastAsia"/>
+          <w:sz w:val="24"/>
+        </w:rPr>
+        <w:t>gather</w:t>
+      </w:r>
+      <w:r>
+        <w:rPr>
+          <w:rFonts w:ascii="Times New Roman Regular" w:eastAsia="宋体" w:hAnsi="Times New Roman Regular" w:cs="Times New Roman Regular" w:hint="eastAsia"/>
+          <w:sz w:val="24"/>
+        </w:rPr>
+        <w:t>将本次矩阵乘法分散在各个</w:t>
       </w:r>
       <w:r>
         <w:rPr>
@@ -7308,40 +7896,34 @@
           <w:rFonts w:ascii="Times New Roman Regular" w:eastAsia="宋体" w:hAnsi="Times New Roman Regular" w:cs="Times New Roman Regular" w:hint="eastAsia"/>
           <w:sz w:val="24"/>
         </w:rPr>
-        <w:t>内</w:t>
-      </w:r>
-      <w:r>
-        <w:rPr>
-          <w:rFonts w:ascii="Times New Roman Regular" w:eastAsia="宋体" w:hAnsi="Times New Roman Regular" w:cs="Times New Roman Regular" w:hint="eastAsia"/>
-          <w:sz w:val="24"/>
-        </w:rPr>
-        <w:t>PE</w:t>
-      </w:r>
-      <w:r>
-        <w:rPr>
-          <w:rFonts w:ascii="Times New Roman Regular" w:eastAsia="宋体" w:hAnsi="Times New Roman Regular" w:cs="Times New Roman Regular" w:hint="eastAsia"/>
-          <w:sz w:val="24"/>
-        </w:rPr>
-        <w:t>的数量。</w:t>
+        <w:t>的结果拼接起来。</w:t>
       </w:r>
     </w:p>
     <w:p>
       <w:pPr>
         <w:widowControl/>
         <w:spacing w:line="360" w:lineRule="auto"/>
-        <w:ind w:firstLine="420"/>
+        <w:ind w:left="420"/>
         <w:jc w:val="center"/>
+        <w:rPr>
+          <w:rFonts w:ascii="Songti SC Bold" w:eastAsia="Songti SC Bold" w:hAnsi="Songti SC Bold" w:cs="Songti SC Bold"/>
+          <w:b/>
+          <w:bCs/>
+          <w:sz w:val="28"/>
+          <w:szCs w:val="28"/>
+        </w:rPr>
       </w:pPr>
       <w:r>
         <w:rPr>
           <w:noProof/>
+          <w14:ligatures w14:val="none"/>
         </w:rPr>
         <w:lastRenderedPageBreak/>
         <w:drawing>
-          <wp:inline distT="0" distB="0" distL="114300" distR="114300">
-            <wp:extent cx="2486025" cy="4429125"/>
-            <wp:effectExtent l="0" t="0" r="3175" b="15875"/>
-            <wp:docPr id="3" name="图片 1"/>
+          <wp:inline distT="0" distB="0" distL="0" distR="0" wp14:anchorId="2598ECC5" wp14:editId="6334F093">
+            <wp:extent cx="5274310" cy="5363210"/>
+            <wp:effectExtent l="0" t="0" r="2540" b="8890"/>
+            <wp:docPr id="13" name="图片 13"/>
             <wp:cNvGraphicFramePr>
               <a:graphicFrameLocks xmlns:a="http://schemas.openxmlformats.org/drawingml/2006/main" noChangeAspect="1"/>
             </wp:cNvGraphicFramePr>
@@ -7349,10 +7931,8 @@
               <a:graphicData uri="http://schemas.openxmlformats.org/drawingml/2006/picture">
                 <pic:pic xmlns:pic="http://schemas.openxmlformats.org/drawingml/2006/picture">
                   <pic:nvPicPr>
-                    <pic:cNvPr id="3" name="图片 1"/>
-                    <pic:cNvPicPr>
-                      <a:picLocks noChangeAspect="1"/>
-                    </pic:cNvPicPr>
+                    <pic:cNvPr id="1" name=""/>
+                    <pic:cNvPicPr/>
                   </pic:nvPicPr>
                   <pic:blipFill>
                     <a:blip r:embed="rId12"/>
@@ -7363,15 +7943,11 @@
                   <pic:spPr>
                     <a:xfrm>
                       <a:off x="0" y="0"/>
-                      <a:ext cx="2486025" cy="4429125"/>
+                      <a:ext cx="5274310" cy="5363210"/>
                     </a:xfrm>
                     <a:prstGeom prst="rect">
                       <a:avLst/>
                     </a:prstGeom>
-                    <a:noFill/>
-                    <a:ln>
-                      <a:noFill/>
-                    </a:ln>
                   </pic:spPr>
                 </pic:pic>
               </a:graphicData>
@@ -7384,23 +7960,121 @@
       <w:pPr>
         <w:widowControl/>
         <w:spacing w:line="360" w:lineRule="auto"/>
-        <w:ind w:firstLine="420"/>
+        <w:ind w:left="420"/>
         <w:jc w:val="center"/>
         <w:rPr>
-          <w:rFonts w:ascii="宋体" w:eastAsia="宋体" w:hAnsi="宋体" w:hint="eastAsia"/>
+          <w:rFonts w:ascii="Times New Roman Regular" w:eastAsia="宋体" w:hAnsi="Times New Roman Regular" w:cs="Times New Roman Regular" w:hint="eastAsia"/>
+          <w:sz w:val="24"/>
         </w:rPr>
       </w:pPr>
       <w:r>
         <w:rPr>
-          <w:rFonts w:ascii="宋体" w:eastAsia="宋体" w:hAnsi="宋体" w:hint="eastAsia"/>
-        </w:rPr>
-        <w:t>图7 代码结构</w:t>
+          <w:rFonts w:ascii="Times New Roman Regular" w:eastAsia="宋体" w:hAnsi="Times New Roman Regular" w:cs="Times New Roman Regular" w:hint="eastAsia"/>
+          <w:sz w:val="24"/>
+        </w:rPr>
+        <w:t>图</w:t>
+      </w:r>
+      <w:r>
+        <w:rPr>
+          <w:rFonts w:ascii="Times New Roman Regular" w:eastAsia="宋体" w:hAnsi="Times New Roman Regular" w:cs="Times New Roman Regular" w:hint="eastAsia"/>
+          <w:sz w:val="24"/>
+        </w:rPr>
+        <w:t>7</w:t>
+      </w:r>
+      <w:r>
+        <w:rPr>
+          <w:rFonts w:ascii="Times New Roman Regular" w:eastAsia="宋体" w:hAnsi="Times New Roman Regular" w:cs="Times New Roman Regular"/>
+          <w:sz w:val="24"/>
+        </w:rPr>
+        <w:t xml:space="preserve"> </w:t>
+      </w:r>
+      <w:r>
+        <w:rPr>
+          <w:rFonts w:ascii="Times New Roman Regular" w:eastAsia="宋体" w:hAnsi="Times New Roman Regular" w:cs="Times New Roman Regular" w:hint="eastAsia"/>
+          <w:sz w:val="24"/>
+        </w:rPr>
+        <w:t>MLA</w:t>
+      </w:r>
+      <w:r>
+        <w:rPr>
+          <w:rFonts w:ascii="Times New Roman Regular" w:eastAsia="宋体" w:hAnsi="Times New Roman Regular" w:cs="Times New Roman Regular" w:hint="eastAsia"/>
+          <w:sz w:val="24"/>
+        </w:rPr>
+        <w:t>计算流程</w:t>
+      </w:r>
+    </w:p>
+    <w:p>
+      <w:pPr>
+        <w:widowControl/>
+        <w:numPr>
+          <w:ilvl w:val="0"/>
+          <w:numId w:val="2"/>
+        </w:numPr>
+        <w:spacing w:line="360" w:lineRule="auto"/>
+        <w:jc w:val="left"/>
+        <w:rPr>
+          <w:rFonts w:ascii="Songti SC Bold" w:eastAsia="Songti SC Bold" w:hAnsi="Songti SC Bold" w:cs="Songti SC Bold"/>
+          <w:b/>
+          <w:bCs/>
+          <w:sz w:val="28"/>
+          <w:szCs w:val="28"/>
+        </w:rPr>
+      </w:pPr>
+      <w:r>
+        <w:rPr>
+          <w:rFonts w:ascii="Songti SC Bold" w:eastAsia="Songti SC Bold" w:hAnsi="Songti SC Bold" w:cs="Songti SC Bold" w:hint="eastAsia"/>
+          <w:b/>
+          <w:bCs/>
+          <w:sz w:val="28"/>
+          <w:szCs w:val="28"/>
+        </w:rPr>
+        <w:t>模型延迟计算(</w:t>
+      </w:r>
+      <w:r>
+        <w:rPr>
+          <w:rFonts w:ascii="Songti SC Bold" w:eastAsia="Songti SC Bold" w:hAnsi="Songti SC Bold" w:cs="Songti SC Bold"/>
+          <w:b/>
+          <w:bCs/>
+          <w:sz w:val="28"/>
+          <w:szCs w:val="28"/>
+        </w:rPr>
+        <w:t>Model</w:t>
+      </w:r>
+      <w:r>
+        <w:rPr>
+          <w:rFonts w:ascii="Songti SC Bold" w:eastAsia="Songti SC Bold" w:hAnsi="Songti SC Bold" w:cs="Songti SC Bold"/>
+          <w:b/>
+          <w:bCs/>
+          <w:sz w:val="28"/>
+          <w:szCs w:val="28"/>
+        </w:rPr>
+        <w:t>-</w:t>
+      </w:r>
+      <w:r>
+        <w:rPr>
+          <w:rFonts w:ascii="Songti SC Bold" w:eastAsia="Songti SC Bold" w:hAnsi="Songti SC Bold" w:cs="Songti SC Bold" w:hint="eastAsia"/>
+          <w:b/>
+          <w:bCs/>
+          <w:sz w:val="28"/>
+          <w:szCs w:val="28"/>
+        </w:rPr>
+        <w:t>level</w:t>
+      </w:r>
+      <w:r>
+        <w:rPr>
+          <w:rFonts w:ascii="Songti SC Bold" w:eastAsia="Songti SC Bold" w:hAnsi="Songti SC Bold" w:cs="Songti SC Bold"/>
+          <w:b/>
+          <w:bCs/>
+          <w:sz w:val="28"/>
+          <w:szCs w:val="28"/>
+        </w:rPr>
+        <w:t>)</w:t>
       </w:r>
     </w:p>
     <w:p>
       <w:pPr>
         <w:spacing w:line="360" w:lineRule="auto"/>
-        <w:ind w:firstLine="360"/>
+        <w:ind w:firstLine="420"/>
         <w:rPr>
           <w:rFonts w:ascii="Times New Roman Regular" w:eastAsia="宋体" w:hAnsi="Times New Roman Regular" w:cs="Times New Roman Regular"/>
           <w:sz w:val="24"/>
@@ -7411,531 +8085,358 @@
           <w:rFonts w:ascii="Times New Roman Regular" w:eastAsia="宋体" w:hAnsi="Times New Roman Regular" w:cs="Times New Roman Regular" w:hint="eastAsia"/>
           <w:sz w:val="24"/>
         </w:rPr>
-        <w:t>software</w:t>
-      </w:r>
-      <w:r>
-        <w:rPr>
-          <w:rFonts w:ascii="Times New Roman Regular" w:eastAsia="宋体" w:hAnsi="Times New Roman Regular" w:cs="Times New Roman Regular"/>
-          <w:sz w:val="24"/>
-        </w:rPr>
-        <w:t>_model</w:t>
-      </w:r>
-      <w:r>
-        <w:rPr>
-          <w:rFonts w:ascii="Times New Roman Regular" w:eastAsia="宋体" w:hAnsi="Times New Roman Regular" w:cs="Times New Roman Regular" w:hint="eastAsia"/>
-          <w:sz w:val="24"/>
-        </w:rPr>
-        <w:t>中建模了各类算子的延迟，既包括矩阵乘法、</w:t>
-      </w:r>
-      <w:r>
-        <w:rPr>
-          <w:rFonts w:ascii="Times New Roman Regular" w:eastAsia="宋体" w:hAnsi="Times New Roman Regular" w:cs="Times New Roman Regular" w:hint="eastAsia"/>
-          <w:sz w:val="24"/>
-        </w:rPr>
-        <w:t>Softmax</w:t>
-      </w:r>
-      <w:r>
-        <w:rPr>
-          <w:rFonts w:ascii="Times New Roman Regular" w:eastAsia="宋体" w:hAnsi="Times New Roman Regular" w:cs="Times New Roman Regular" w:hint="eastAsia"/>
-          <w:sz w:val="24"/>
-        </w:rPr>
-        <w:t>、</w:t>
-      </w:r>
-      <w:r>
-        <w:rPr>
-          <w:rFonts w:ascii="Times New Roman Regular" w:eastAsia="宋体" w:hAnsi="Times New Roman Regular" w:cs="Times New Roman Regular" w:hint="eastAsia"/>
-          <w:sz w:val="24"/>
-        </w:rPr>
-        <w:t>SiLU</w:t>
-      </w:r>
-      <w:r>
-        <w:rPr>
-          <w:rFonts w:ascii="Times New Roman Regular" w:eastAsia="宋体" w:hAnsi="Times New Roman Regular" w:cs="Times New Roman Regular" w:hint="eastAsia"/>
-          <w:sz w:val="24"/>
-        </w:rPr>
-        <w:t>和</w:t>
-      </w:r>
-      <w:r>
-        <w:rPr>
-          <w:rFonts w:ascii="Times New Roman Regular" w:eastAsia="宋体" w:hAnsi="Times New Roman Regular" w:cs="Times New Roman Regular" w:hint="eastAsia"/>
-          <w:sz w:val="24"/>
-        </w:rPr>
-        <w:t>All-Gather</w:t>
-      </w:r>
-      <w:r>
-        <w:rPr>
-          <w:rFonts w:ascii="Times New Roman Regular" w:eastAsia="宋体" w:hAnsi="Times New Roman Regular" w:cs="Times New Roman Regular" w:hint="eastAsia"/>
-          <w:sz w:val="24"/>
-        </w:rPr>
-        <w:t>等基本算子的延迟，也包括</w:t>
-      </w:r>
-      <w:r>
-        <w:rPr>
-          <w:rFonts w:ascii="Times New Roman Regular" w:eastAsia="宋体" w:hAnsi="Times New Roman Regular" w:cs="Times New Roman Regular" w:hint="eastAsia"/>
-          <w:sz w:val="24"/>
-        </w:rPr>
-        <w:t>Deepseek</w:t>
-      </w:r>
-      <w:r>
-        <w:rPr>
-          <w:rFonts w:ascii="Times New Roman Regular" w:eastAsia="宋体" w:hAnsi="Times New Roman Regular" w:cs="Times New Roman Regular" w:hint="eastAsia"/>
-          <w:sz w:val="24"/>
-        </w:rPr>
-        <w:t>和</w:t>
-      </w:r>
-      <w:r>
-        <w:rPr>
-          <w:rFonts w:ascii="Times New Roman Regular" w:eastAsia="宋体" w:hAnsi="Times New Roman Regular" w:cs="Times New Roman Regular" w:hint="eastAsia"/>
-          <w:sz w:val="24"/>
-        </w:rPr>
-        <w:t>SeedOSS</w:t>
-      </w:r>
-      <w:r>
-        <w:rPr>
-          <w:rFonts w:ascii="Times New Roman Regular" w:eastAsia="宋体" w:hAnsi="Times New Roman Regular" w:cs="Times New Roman Regular" w:hint="eastAsia"/>
-          <w:sz w:val="24"/>
-        </w:rPr>
-        <w:t>模型层以及</w:t>
-      </w:r>
-      <w:r>
-        <w:rPr>
-          <w:rFonts w:ascii="Times New Roman Regular" w:eastAsia="宋体" w:hAnsi="Times New Roman Regular" w:cs="Times New Roman Regular" w:hint="eastAsia"/>
-          <w:sz w:val="24"/>
-        </w:rPr>
-        <w:t>GQA</w:t>
-      </w:r>
-      <w:r>
-        <w:rPr>
-          <w:rFonts w:ascii="Times New Roman Regular" w:eastAsia="宋体" w:hAnsi="Times New Roman Regular" w:cs="Times New Roman Regular" w:hint="eastAsia"/>
-          <w:sz w:val="24"/>
-        </w:rPr>
-        <w:t>、</w:t>
-      </w:r>
-      <w:r>
-        <w:rPr>
-          <w:rFonts w:ascii="Times New Roman Regular" w:eastAsia="宋体" w:hAnsi="Times New Roman Regular" w:cs="Times New Roman Regular" w:hint="eastAsia"/>
-          <w:sz w:val="24"/>
-        </w:rPr>
-        <w:t>MoE</w:t>
-      </w:r>
-      <w:r>
-        <w:rPr>
-          <w:rFonts w:ascii="Times New Roman Regular" w:eastAsia="宋体" w:hAnsi="Times New Roman Regular" w:cs="Times New Roman Regular" w:hint="eastAsia"/>
-          <w:sz w:val="24"/>
-        </w:rPr>
-        <w:t>、</w:t>
-      </w:r>
-      <w:r>
-        <w:rPr>
-          <w:rFonts w:ascii="Times New Roman Regular" w:eastAsia="宋体" w:hAnsi="Times New Roman Regular" w:cs="Times New Roman Regular" w:hint="eastAsia"/>
-          <w:sz w:val="24"/>
-        </w:rPr>
-        <w:t>MLA</w:t>
-      </w:r>
-      <w:r>
-        <w:rPr>
-          <w:rFonts w:ascii="Times New Roman Regular" w:eastAsia="宋体" w:hAnsi="Times New Roman Regular" w:cs="Times New Roman Regular" w:hint="eastAsia"/>
-          <w:sz w:val="24"/>
-        </w:rPr>
-        <w:t>、</w:t>
-      </w:r>
-      <w:r>
-        <w:rPr>
-          <w:rFonts w:ascii="Times New Roman Regular" w:eastAsia="宋体" w:hAnsi="Times New Roman Regular" w:cs="Times New Roman Regular" w:hint="eastAsia"/>
-          <w:sz w:val="24"/>
-        </w:rPr>
-        <w:t>FFN</w:t>
-      </w:r>
-      <w:r>
-        <w:rPr>
-          <w:rFonts w:ascii="Times New Roman Regular" w:eastAsia="宋体" w:hAnsi="Times New Roman Regular" w:cs="Times New Roman Regular" w:hint="eastAsia"/>
-          <w:sz w:val="24"/>
-        </w:rPr>
-        <w:t>这些模型基本组件的延迟。</w:t>
-      </w:r>
-      <w:r>
-        <w:rPr>
-          <w:rFonts w:ascii="Times New Roman Regular" w:eastAsia="宋体" w:hAnsi="Times New Roman Regular" w:cs="Times New Roman Regular" w:hint="eastAsia"/>
-          <w:sz w:val="24"/>
-        </w:rPr>
-        <w:t>model</w:t>
-      </w:r>
-      <w:r>
-        <w:rPr>
-          <w:rFonts w:ascii="Times New Roman Regular" w:eastAsia="宋体" w:hAnsi="Times New Roman Regular" w:cs="Times New Roman Regular"/>
-          <w:sz w:val="24"/>
-        </w:rPr>
-        <w:t>_inference</w:t>
-      </w:r>
-      <w:r>
-        <w:rPr>
-          <w:rFonts w:ascii="Times New Roman Regular" w:eastAsia="宋体" w:hAnsi="Times New Roman Regular" w:cs="Times New Roman Regular" w:hint="eastAsia"/>
-          <w:sz w:val="24"/>
-        </w:rPr>
-        <w:t>中建模了模型实际推理的延迟，并输出性能报告，可以配置推理任务的参数，包括</w:t>
-      </w:r>
-      <w:r>
-        <w:rPr>
-          <w:rFonts w:ascii="Times New Roman Regular" w:eastAsia="宋体" w:hAnsi="Times New Roman Regular" w:cs="Times New Roman Regular" w:hint="eastAsia"/>
-          <w:sz w:val="24"/>
-        </w:rPr>
-        <w:t>Batch size</w:t>
-      </w:r>
-      <w:r>
-        <w:rPr>
-          <w:rFonts w:ascii="Times New Roman Regular" w:eastAsia="宋体" w:hAnsi="Times New Roman Regular" w:cs="Times New Roman Regular" w:hint="eastAsia"/>
-          <w:sz w:val="24"/>
-        </w:rPr>
-        <w:t>、</w:t>
-      </w:r>
-      <w:r>
-        <w:rPr>
-          <w:rFonts w:ascii="Times New Roman Regular" w:eastAsia="宋体" w:hAnsi="Times New Roman Regular" w:cs="Times New Roman Regular" w:hint="eastAsia"/>
-          <w:sz w:val="24"/>
-        </w:rPr>
-        <w:t>prompt</w:t>
-      </w:r>
-      <w:r>
-        <w:rPr>
-          <w:rFonts w:ascii="Times New Roman Regular" w:eastAsia="宋体" w:hAnsi="Times New Roman Regular" w:cs="Times New Roman Regular" w:hint="eastAsia"/>
-          <w:sz w:val="24"/>
-        </w:rPr>
-        <w:t>长度、</w:t>
-      </w:r>
-      <w:r>
-        <w:rPr>
-          <w:rFonts w:ascii="Times New Roman Regular" w:eastAsia="宋体" w:hAnsi="Times New Roman Regular" w:cs="Times New Roman Regular" w:hint="eastAsia"/>
-          <w:sz w:val="24"/>
-        </w:rPr>
-        <w:t>decode</w:t>
-      </w:r>
-      <w:r>
-        <w:rPr>
-          <w:rFonts w:ascii="Times New Roman Regular" w:eastAsia="宋体" w:hAnsi="Times New Roman Regular" w:cs="Times New Roman Regular" w:hint="eastAsia"/>
-          <w:sz w:val="24"/>
-        </w:rPr>
-        <w:t>生成长度等，输出的性能报告中包括首词延迟、</w:t>
-      </w:r>
-      <w:r>
-        <w:rPr>
-          <w:rFonts w:ascii="Times New Roman Regular" w:eastAsia="宋体" w:hAnsi="Times New Roman Regular" w:cs="Times New Roman Regular" w:hint="eastAsia"/>
-          <w:sz w:val="24"/>
-        </w:rPr>
-        <w:t>decode</w:t>
-      </w:r>
-      <w:r>
-        <w:rPr>
-          <w:rFonts w:ascii="Times New Roman Regular" w:eastAsia="宋体" w:hAnsi="Times New Roman Regular" w:cs="Times New Roman Regular" w:hint="eastAsia"/>
-          <w:sz w:val="24"/>
-        </w:rPr>
-        <w:t>吞吐率等性能指标，同时还可以配置模型的结构和参数，包括使用</w:t>
-      </w:r>
-      <w:r>
-        <w:rPr>
-          <w:rFonts w:ascii="Times New Roman Regular" w:eastAsia="宋体" w:hAnsi="Times New Roman Regular" w:cs="Times New Roman Regular" w:hint="eastAsia"/>
-          <w:sz w:val="24"/>
-        </w:rPr>
-        <w:t>GQA</w:t>
-      </w:r>
-      <w:r>
-        <w:rPr>
-          <w:rFonts w:ascii="Times New Roman Regular" w:eastAsia="宋体" w:hAnsi="Times New Roman Regular" w:cs="Times New Roman Regular" w:hint="eastAsia"/>
-          <w:sz w:val="24"/>
-        </w:rPr>
-        <w:t>还是</w:t>
-      </w:r>
-      <w:r>
-        <w:rPr>
-          <w:rFonts w:ascii="Times New Roman Regular" w:eastAsia="宋体" w:hAnsi="Times New Roman Regular" w:cs="Times New Roman Regular" w:hint="eastAsia"/>
-          <w:sz w:val="24"/>
-        </w:rPr>
-        <w:t>MLA</w:t>
-      </w:r>
-      <w:r>
-        <w:rPr>
-          <w:rFonts w:ascii="Times New Roman Regular" w:eastAsia="宋体" w:hAnsi="Times New Roman Regular" w:cs="Times New Roman Regular" w:hint="eastAsia"/>
-          <w:sz w:val="24"/>
-        </w:rPr>
-        <w:t>，</w:t>
-      </w:r>
-      <w:r>
-        <w:rPr>
-          <w:rFonts w:ascii="Times New Roman Regular" w:eastAsia="宋体" w:hAnsi="Times New Roman Regular" w:cs="Times New Roman Regular" w:hint="eastAsia"/>
-          <w:sz w:val="24"/>
-        </w:rPr>
-        <w:t>MoE</w:t>
-      </w:r>
-      <w:r>
-        <w:rPr>
-          <w:rFonts w:ascii="Times New Roman Regular" w:eastAsia="宋体" w:hAnsi="Times New Roman Regular" w:cs="Times New Roman Regular" w:hint="eastAsia"/>
-          <w:sz w:val="24"/>
-        </w:rPr>
-        <w:t>还是</w:t>
-      </w:r>
-      <w:r>
-        <w:rPr>
-          <w:rFonts w:ascii="Times New Roman Regular" w:eastAsia="宋体" w:hAnsi="Times New Roman Regular" w:cs="Times New Roman Regular" w:hint="eastAsia"/>
-          <w:sz w:val="24"/>
-        </w:rPr>
-        <w:t>FFN</w:t>
-      </w:r>
-      <w:r>
-        <w:rPr>
-          <w:rFonts w:ascii="Times New Roman Regular" w:eastAsia="宋体" w:hAnsi="Times New Roman Regular" w:cs="Times New Roman Regular" w:hint="eastAsia"/>
-          <w:sz w:val="24"/>
-        </w:rPr>
-        <w:t>，以及各个维度的参数。</w:t>
+        <w:t>模型</w:t>
+      </w:r>
+      <w:r>
+        <w:rPr>
+          <w:rFonts w:ascii="Times New Roman Regular" w:eastAsia="宋体" w:hAnsi="Times New Roman Regular" w:cs="Times New Roman Regular" w:hint="eastAsia"/>
+          <w:sz w:val="24"/>
+        </w:rPr>
+        <w:t>延迟是大语言模型整体的延迟，这个延迟是由模型层延迟组成的。对于多芯片场景，我们采用</w:t>
+      </w:r>
+      <w:r>
+        <w:rPr>
+          <w:rFonts w:ascii="Times New Roman Regular" w:eastAsia="宋体" w:hAnsi="Times New Roman Regular" w:cs="Times New Roman Regular" w:hint="eastAsia"/>
+          <w:sz w:val="24"/>
+        </w:rPr>
+        <w:t>pipeline</w:t>
+      </w:r>
+      <w:r>
+        <w:rPr>
+          <w:rFonts w:ascii="Times New Roman Regular" w:eastAsia="宋体" w:hAnsi="Times New Roman Regular" w:cs="Times New Roman Regular" w:hint="eastAsia"/>
+          <w:sz w:val="24"/>
+        </w:rPr>
+        <w:t>并行，将模型层尽可能均分到每个芯片上，并将请求的</w:t>
+      </w:r>
+      <w:r>
+        <w:rPr>
+          <w:rFonts w:ascii="Times New Roman Regular" w:eastAsia="宋体" w:hAnsi="Times New Roman Regular" w:cs="Times New Roman Regular" w:hint="eastAsia"/>
+          <w:sz w:val="24"/>
+        </w:rPr>
+        <w:t>batch</w:t>
+      </w:r>
+      <w:r>
+        <w:rPr>
+          <w:rFonts w:ascii="Times New Roman Regular" w:eastAsia="宋体" w:hAnsi="Times New Roman Regular" w:cs="Times New Roman Regular"/>
+          <w:sz w:val="24"/>
+        </w:rPr>
+        <w:t xml:space="preserve"> </w:t>
+      </w:r>
+      <w:r>
+        <w:rPr>
+          <w:rFonts w:ascii="Times New Roman Regular" w:eastAsia="宋体" w:hAnsi="Times New Roman Regular" w:cs="Times New Roman Regular" w:hint="eastAsia"/>
+          <w:sz w:val="24"/>
+        </w:rPr>
+        <w:t>size</w:t>
+      </w:r>
+      <w:r>
+        <w:rPr>
+          <w:rFonts w:ascii="Times New Roman Regular" w:eastAsia="宋体" w:hAnsi="Times New Roman Regular" w:cs="Times New Roman Regular" w:hint="eastAsia"/>
+          <w:sz w:val="24"/>
+        </w:rPr>
+        <w:t>划分为</w:t>
+      </w:r>
+      <w:r>
+        <w:rPr>
+          <w:rFonts w:ascii="Times New Roman Regular" w:eastAsia="宋体" w:hAnsi="Times New Roman Regular" w:cs="Times New Roman Regular" w:hint="eastAsia"/>
+          <w:sz w:val="24"/>
+        </w:rPr>
+        <w:t>micro</w:t>
+      </w:r>
+      <w:r>
+        <w:rPr>
+          <w:rFonts w:ascii="Times New Roman Regular" w:eastAsia="宋体" w:hAnsi="Times New Roman Regular" w:cs="Times New Roman Regular"/>
+          <w:sz w:val="24"/>
+        </w:rPr>
+        <w:t xml:space="preserve"> </w:t>
+      </w:r>
+      <w:r>
+        <w:rPr>
+          <w:rFonts w:ascii="Times New Roman Regular" w:eastAsia="宋体" w:hAnsi="Times New Roman Regular" w:cs="Times New Roman Regular" w:hint="eastAsia"/>
+          <w:sz w:val="24"/>
+        </w:rPr>
+        <w:t>batch</w:t>
+      </w:r>
+      <w:r>
+        <w:rPr>
+          <w:rFonts w:ascii="Times New Roman Regular" w:eastAsia="宋体" w:hAnsi="Times New Roman Regular" w:cs="Times New Roman Regular" w:hint="eastAsia"/>
+          <w:sz w:val="24"/>
+        </w:rPr>
+        <w:t>来减少芯片运行时的</w:t>
+      </w:r>
+      <w:r>
+        <w:rPr>
+          <w:rFonts w:ascii="Times New Roman Regular" w:eastAsia="宋体" w:hAnsi="Times New Roman Regular" w:cs="Times New Roman Regular" w:hint="eastAsia"/>
+          <w:sz w:val="24"/>
+        </w:rPr>
+        <w:t>bubble</w:t>
+      </w:r>
+      <w:r>
+        <w:rPr>
+          <w:rFonts w:ascii="Times New Roman Regular" w:eastAsia="宋体" w:hAnsi="Times New Roman Regular" w:cs="Times New Roman Regular" w:hint="eastAsia"/>
+          <w:sz w:val="24"/>
+        </w:rPr>
+        <w:t>，如下图</w:t>
+      </w:r>
+      <w:r>
+        <w:rPr>
+          <w:rFonts w:ascii="Times New Roman Regular" w:eastAsia="宋体" w:hAnsi="Times New Roman Regular" w:cs="Times New Roman Regular" w:hint="eastAsia"/>
+          <w:sz w:val="24"/>
+        </w:rPr>
+        <w:t>8</w:t>
+      </w:r>
+      <w:r>
+        <w:rPr>
+          <w:rFonts w:ascii="Times New Roman Regular" w:eastAsia="宋体" w:hAnsi="Times New Roman Regular" w:cs="Times New Roman Regular" w:hint="eastAsia"/>
+          <w:sz w:val="24"/>
+        </w:rPr>
+        <w:t>所示</w:t>
+      </w:r>
+      <w:r>
+        <w:rPr>
+          <w:rFonts w:ascii="Times New Roman Regular" w:eastAsia="宋体" w:hAnsi="Times New Roman Regular" w:cs="Times New Roman Regular" w:hint="eastAsia"/>
+          <w:sz w:val="24"/>
+        </w:rPr>
+        <w:t>。例如对于</w:t>
+      </w:r>
+      <w:r>
+        <w:rPr>
+          <w:rFonts w:ascii="Times New Roman Regular" w:eastAsia="宋体" w:hAnsi="Times New Roman Regular" w:cs="Times New Roman Regular" w:hint="eastAsia"/>
+          <w:sz w:val="24"/>
+        </w:rPr>
+        <w:t>seedoss</w:t>
+      </w:r>
+      <w:r>
+        <w:rPr>
+          <w:rFonts w:ascii="Times New Roman Regular" w:eastAsia="宋体" w:hAnsi="Times New Roman Regular" w:cs="Times New Roman Regular" w:hint="eastAsia"/>
+          <w:sz w:val="24"/>
+        </w:rPr>
+        <w:t>模型，模型共有</w:t>
+      </w:r>
+      <w:r>
+        <w:rPr>
+          <w:rFonts w:ascii="Times New Roman Regular" w:eastAsia="宋体" w:hAnsi="Times New Roman Regular" w:cs="Times New Roman Regular" w:hint="eastAsia"/>
+          <w:sz w:val="24"/>
+        </w:rPr>
+        <w:t>9</w:t>
+      </w:r>
+      <w:r>
+        <w:rPr>
+          <w:rFonts w:ascii="Times New Roman Regular" w:eastAsia="宋体" w:hAnsi="Times New Roman Regular" w:cs="Times New Roman Regular"/>
+          <w:sz w:val="24"/>
+        </w:rPr>
+        <w:t>4</w:t>
+      </w:r>
+      <w:r>
+        <w:rPr>
+          <w:rFonts w:ascii="Times New Roman Regular" w:eastAsia="宋体" w:hAnsi="Times New Roman Regular" w:cs="Times New Roman Regular" w:hint="eastAsia"/>
+          <w:sz w:val="24"/>
+        </w:rPr>
+        <w:t>层，</w:t>
+      </w:r>
+      <w:r>
+        <w:rPr>
+          <w:rFonts w:ascii="Times New Roman Regular" w:eastAsia="宋体" w:hAnsi="Times New Roman Regular" w:cs="Times New Roman Regular" w:hint="eastAsia"/>
+          <w:sz w:val="24"/>
+        </w:rPr>
+        <w:t>请求</w:t>
+      </w:r>
+      <w:r>
+        <w:rPr>
+          <w:rFonts w:ascii="Times New Roman Regular" w:eastAsia="宋体" w:hAnsi="Times New Roman Regular" w:cs="Times New Roman Regular" w:hint="eastAsia"/>
+          <w:sz w:val="24"/>
+        </w:rPr>
+        <w:t>batch</w:t>
+      </w:r>
+      <w:r>
+        <w:rPr>
+          <w:rFonts w:ascii="Times New Roman Regular" w:eastAsia="宋体" w:hAnsi="Times New Roman Regular" w:cs="Times New Roman Regular"/>
+          <w:sz w:val="24"/>
+        </w:rPr>
+        <w:t>-</w:t>
+      </w:r>
+      <w:r>
+        <w:rPr>
+          <w:rFonts w:ascii="Times New Roman Regular" w:eastAsia="宋体" w:hAnsi="Times New Roman Regular" w:cs="Times New Roman Regular" w:hint="eastAsia"/>
+          <w:sz w:val="24"/>
+        </w:rPr>
+        <w:t>size</w:t>
+      </w:r>
+      <w:r>
+        <w:rPr>
+          <w:rFonts w:ascii="Times New Roman Regular" w:eastAsia="宋体" w:hAnsi="Times New Roman Regular" w:cs="Times New Roman Regular" w:hint="eastAsia"/>
+          <w:sz w:val="24"/>
+        </w:rPr>
+        <w:t>为</w:t>
+      </w:r>
+      <w:r>
+        <w:rPr>
+          <w:rFonts w:ascii="Times New Roman Regular" w:eastAsia="宋体" w:hAnsi="Times New Roman Regular" w:cs="Times New Roman Regular" w:hint="eastAsia"/>
+          <w:sz w:val="24"/>
+        </w:rPr>
+        <w:t>1</w:t>
+      </w:r>
+      <w:r>
+        <w:rPr>
+          <w:rFonts w:ascii="Times New Roman Regular" w:eastAsia="宋体" w:hAnsi="Times New Roman Regular" w:cs="Times New Roman Regular"/>
+          <w:sz w:val="24"/>
+        </w:rPr>
+        <w:t>28</w:t>
+      </w:r>
+      <w:r>
+        <w:rPr>
+          <w:rFonts w:ascii="Times New Roman Regular" w:eastAsia="宋体" w:hAnsi="Times New Roman Regular" w:cs="Times New Roman Regular" w:hint="eastAsia"/>
+          <w:sz w:val="24"/>
+        </w:rPr>
+        <w:t>，共有</w:t>
+      </w:r>
+      <w:r>
+        <w:rPr>
+          <w:rFonts w:ascii="Times New Roman Regular" w:eastAsia="宋体" w:hAnsi="Times New Roman Regular" w:cs="Times New Roman Regular" w:hint="eastAsia"/>
+          <w:sz w:val="24"/>
+        </w:rPr>
+        <w:t>3</w:t>
+      </w:r>
+      <w:r>
+        <w:rPr>
+          <w:rFonts w:ascii="Times New Roman Regular" w:eastAsia="宋体" w:hAnsi="Times New Roman Regular" w:cs="Times New Roman Regular"/>
+          <w:sz w:val="24"/>
+        </w:rPr>
+        <w:t>2</w:t>
+      </w:r>
+      <w:r>
+        <w:rPr>
+          <w:rFonts w:ascii="Times New Roman Regular" w:eastAsia="宋体" w:hAnsi="Times New Roman Regular" w:cs="Times New Roman Regular" w:hint="eastAsia"/>
+          <w:sz w:val="24"/>
+        </w:rPr>
+        <w:t>颗芯片，每个芯片分配</w:t>
+      </w:r>
+      <w:r>
+        <w:rPr>
+          <w:rFonts w:ascii="Times New Roman Regular" w:eastAsia="宋体" w:hAnsi="Times New Roman Regular" w:cs="Times New Roman Regular" w:hint="eastAsia"/>
+          <w:sz w:val="24"/>
+        </w:rPr>
+        <w:t>ceil</w:t>
+      </w:r>
+      <w:r>
+        <w:rPr>
+          <w:rFonts w:ascii="Times New Roman Regular" w:eastAsia="宋体" w:hAnsi="Times New Roman Regular" w:cs="Times New Roman Regular"/>
+          <w:sz w:val="24"/>
+        </w:rPr>
+        <w:t>(94/32)=3</w:t>
+      </w:r>
+      <w:r>
+        <w:rPr>
+          <w:rFonts w:ascii="Times New Roman Regular" w:eastAsia="宋体" w:hAnsi="Times New Roman Regular" w:cs="Times New Roman Regular" w:hint="eastAsia"/>
+          <w:sz w:val="24"/>
+        </w:rPr>
+        <w:t>层，</w:t>
+      </w:r>
+      <w:r>
+        <w:rPr>
+          <w:rFonts w:ascii="Times New Roman Regular" w:eastAsia="宋体" w:hAnsi="Times New Roman Regular" w:cs="Times New Roman Regular" w:hint="eastAsia"/>
+          <w:sz w:val="24"/>
+        </w:rPr>
+        <w:t>micro</w:t>
+      </w:r>
+      <w:r>
+        <w:rPr>
+          <w:rFonts w:ascii="Times New Roman Regular" w:eastAsia="宋体" w:hAnsi="Times New Roman Regular" w:cs="Times New Roman Regular"/>
+          <w:sz w:val="24"/>
+        </w:rPr>
+        <w:t>-</w:t>
+      </w:r>
+      <w:r>
+        <w:rPr>
+          <w:rFonts w:ascii="Times New Roman Regular" w:eastAsia="宋体" w:hAnsi="Times New Roman Regular" w:cs="Times New Roman Regular" w:hint="eastAsia"/>
+          <w:sz w:val="24"/>
+        </w:rPr>
+        <w:t>batch</w:t>
+      </w:r>
+      <w:r>
+        <w:rPr>
+          <w:rFonts w:ascii="Times New Roman Regular" w:eastAsia="宋体" w:hAnsi="Times New Roman Regular" w:cs="Times New Roman Regular" w:hint="eastAsia"/>
+          <w:sz w:val="24"/>
+        </w:rPr>
+        <w:t>的大小为</w:t>
+      </w:r>
+      <w:r>
+        <w:rPr>
+          <w:rFonts w:ascii="Times New Roman Regular" w:eastAsia="宋体" w:hAnsi="Times New Roman Regular" w:cs="Times New Roman Regular" w:hint="eastAsia"/>
+          <w:sz w:val="24"/>
+        </w:rPr>
+        <w:t>1</w:t>
+      </w:r>
+      <w:r>
+        <w:rPr>
+          <w:rFonts w:ascii="Times New Roman Regular" w:eastAsia="宋体" w:hAnsi="Times New Roman Regular" w:cs="Times New Roman Regular"/>
+          <w:sz w:val="24"/>
+        </w:rPr>
+        <w:t>28/32=4</w:t>
+      </w:r>
+      <w:r>
+        <w:rPr>
+          <w:rFonts w:ascii="Times New Roman Regular" w:eastAsia="宋体" w:hAnsi="Times New Roman Regular" w:cs="Times New Roman Regular" w:hint="eastAsia"/>
+          <w:sz w:val="24"/>
+        </w:rPr>
+        <w:t>，芯片运行完</w:t>
+      </w:r>
+      <w:r>
+        <w:rPr>
+          <w:rFonts w:ascii="Times New Roman Regular" w:eastAsia="宋体" w:hAnsi="Times New Roman Regular" w:cs="Times New Roman Regular" w:hint="eastAsia"/>
+          <w:sz w:val="24"/>
+        </w:rPr>
+        <w:t>3</w:t>
+      </w:r>
+      <w:r>
+        <w:rPr>
+          <w:rFonts w:ascii="Times New Roman Regular" w:eastAsia="宋体" w:hAnsi="Times New Roman Regular" w:cs="Times New Roman Regular" w:hint="eastAsia"/>
+          <w:sz w:val="24"/>
+        </w:rPr>
+        <w:t>层的推理后，将输出的张量传输给下一个芯片，这个延时是</w:t>
+      </w:r>
+      <w:r>
+        <w:rPr>
+          <w:rFonts w:ascii="Times New Roman Regular" w:eastAsia="宋体" w:hAnsi="Times New Roman Regular" w:cs="Times New Roman Regular" w:hint="eastAsia"/>
+          <w:sz w:val="24"/>
+        </w:rPr>
+        <w:t>pipeline</w:t>
+      </w:r>
+      <w:r>
+        <w:rPr>
+          <w:rFonts w:ascii="Times New Roman Regular" w:eastAsia="宋体" w:hAnsi="Times New Roman Regular" w:cs="Times New Roman Regular" w:hint="eastAsia"/>
+          <w:sz w:val="24"/>
+        </w:rPr>
+        <w:t>并行带来的片间通信延时</w:t>
+      </w:r>
+      <w:r>
+        <w:rPr>
+          <w:rFonts w:ascii="Times New Roman Regular" w:eastAsia="宋体" w:hAnsi="Times New Roman Regular" w:cs="Times New Roman Regular" w:hint="eastAsia"/>
+          <w:sz w:val="24"/>
+        </w:rPr>
+        <w:t>。</w:t>
       </w:r>
     </w:p>
     <w:p>
       <w:pPr>
         <w:spacing w:line="360" w:lineRule="auto"/>
-        <w:ind w:firstLine="360"/>
-        <w:jc w:val="left"/>
-        <w:rPr>
-          <w:rFonts w:ascii="Times New Roman Regular" w:eastAsia="宋体" w:hAnsi="Times New Roman Regular" w:cs="Times New Roman Regular" w:hint="eastAsia"/>
+        <w:jc w:val="center"/>
+        <w:rPr>
+          <w:rFonts w:ascii="Times New Roman Regular" w:eastAsia="宋体" w:hAnsi="Times New Roman Regular" w:cs="Times New Roman Regular"/>
           <w:sz w:val="24"/>
         </w:rPr>
       </w:pPr>
       <w:r>
         <w:rPr>
-          <w:rFonts w:ascii="Times New Roman Regular" w:eastAsia="宋体" w:hAnsi="Times New Roman Regular" w:cs="Times New Roman Regular" w:hint="eastAsia"/>
-          <w:sz w:val="24"/>
-        </w:rPr>
-        <w:t>在使用仿真器时，首先在</w:t>
-      </w:r>
-      <w:r>
-        <w:rPr>
-          <w:rFonts w:ascii="Times New Roman Regular" w:eastAsia="宋体" w:hAnsi="Times New Roman Regular" w:cs="Times New Roman Regular" w:hint="eastAsia"/>
-          <w:sz w:val="24"/>
-        </w:rPr>
-        <w:t>hardware model</w:t>
-      </w:r>
-      <w:r>
-        <w:rPr>
-          <w:rFonts w:ascii="Times New Roman Regular" w:eastAsia="宋体" w:hAnsi="Times New Roman Regular" w:cs="Times New Roman Regular" w:hint="eastAsia"/>
-          <w:sz w:val="24"/>
-        </w:rPr>
-        <w:t>中配置硬件的各项参数，仿真的顶层接口是</w:t>
-      </w:r>
-      <w:r>
-        <w:rPr>
-          <w:rFonts w:ascii="Times New Roman Regular" w:eastAsia="宋体" w:hAnsi="Times New Roman Regular" w:cs="Times New Roman Regular" w:hint="eastAsia"/>
-          <w:sz w:val="24"/>
-        </w:rPr>
-        <w:t>model inference</w:t>
-      </w:r>
-      <w:r>
-        <w:rPr>
-          <w:rFonts w:ascii="Times New Roman Regular" w:eastAsia="宋体" w:hAnsi="Times New Roman Regular" w:cs="Times New Roman Regular" w:hint="eastAsia"/>
-          <w:sz w:val="24"/>
-        </w:rPr>
-        <w:t>文件夹下的</w:t>
-      </w:r>
-      <w:r>
-        <w:rPr>
-          <w:rFonts w:ascii="Times New Roman Regular" w:eastAsia="宋体" w:hAnsi="Times New Roman Regular" w:cs="Times New Roman Regular" w:hint="eastAsia"/>
-          <w:sz w:val="24"/>
-        </w:rPr>
-        <w:t>gui</w:t>
-      </w:r>
-      <w:r>
-        <w:rPr>
-          <w:rFonts w:ascii="Times New Roman Regular" w:eastAsia="宋体" w:hAnsi="Times New Roman Regular" w:cs="Times New Roman Regular"/>
-          <w:sz w:val="24"/>
-        </w:rPr>
-        <w:t>_model_config.py</w:t>
-      </w:r>
-      <w:r>
-        <w:rPr>
-          <w:rFonts w:ascii="Times New Roman Regular" w:eastAsia="宋体" w:hAnsi="Times New Roman Regular" w:cs="Times New Roman Regular" w:hint="eastAsia"/>
-          <w:sz w:val="24"/>
-        </w:rPr>
-        <w:t>文件，运行该文件后出现配置模型结构和参数的界面，</w:t>
-      </w:r>
-      <w:r>
-        <w:rPr>
-          <w:rFonts w:ascii="Times New Roman Regular" w:eastAsia="宋体" w:hAnsi="Times New Roman Regular" w:cs="Times New Roman Regular" w:hint="eastAsia"/>
-          <w:sz w:val="24"/>
-        </w:rPr>
-        <w:t>如下图</w:t>
-      </w:r>
-      <w:r>
-        <w:rPr>
-          <w:rFonts w:ascii="Times New Roman Regular" w:eastAsia="宋体" w:hAnsi="Times New Roman Regular" w:cs="Times New Roman Regular" w:hint="eastAsia"/>
-          <w:sz w:val="24"/>
-        </w:rPr>
-        <w:t>8</w:t>
-      </w:r>
-      <w:r>
-        <w:rPr>
-          <w:rFonts w:ascii="Times New Roman Regular" w:eastAsia="宋体" w:hAnsi="Times New Roman Regular" w:cs="Times New Roman Regular" w:hint="eastAsia"/>
-          <w:sz w:val="24"/>
-        </w:rPr>
-        <w:t>所示，</w:t>
-      </w:r>
-      <w:r>
-        <w:rPr>
-          <w:rFonts w:ascii="Times New Roman Regular" w:eastAsia="宋体" w:hAnsi="Times New Roman Regular" w:cs="Times New Roman Regular" w:hint="eastAsia"/>
-          <w:sz w:val="24"/>
-        </w:rPr>
-        <w:t>可以选择预定义模型或自定义模型。</w:t>
-      </w:r>
-      <w:r>
-        <w:rPr>
-          <w:rFonts w:ascii="Times New Roman Regular" w:eastAsia="宋体" w:hAnsi="Times New Roman Regular" w:cs="Times New Roman Regular" w:hint="eastAsia"/>
-          <w:sz w:val="24"/>
-        </w:rPr>
-        <w:t>预定义模型</w:t>
-      </w:r>
-      <w:r>
-        <w:rPr>
-          <w:rFonts w:ascii="Times New Roman Regular" w:eastAsia="宋体" w:hAnsi="Times New Roman Regular" w:cs="Times New Roman Regular" w:hint="eastAsia"/>
-          <w:sz w:val="24"/>
-        </w:rPr>
-        <w:t>有</w:t>
-      </w:r>
-      <w:r>
-        <w:rPr>
-          <w:rFonts w:ascii="Times New Roman Regular" w:eastAsia="宋体" w:hAnsi="Times New Roman Regular" w:cs="Times New Roman Regular" w:hint="eastAsia"/>
-          <w:sz w:val="24"/>
-        </w:rPr>
-        <w:t>Deepseek v3</w:t>
-      </w:r>
-      <w:r>
-        <w:rPr>
-          <w:rFonts w:ascii="Times New Roman Regular" w:eastAsia="宋体" w:hAnsi="Times New Roman Regular" w:cs="Times New Roman Regular" w:hint="eastAsia"/>
-          <w:sz w:val="24"/>
-        </w:rPr>
-        <w:t>和</w:t>
-      </w:r>
-      <w:r>
-        <w:rPr>
-          <w:rFonts w:ascii="Times New Roman Regular" w:eastAsia="宋体" w:hAnsi="Times New Roman Regular" w:cs="Times New Roman Regular" w:hint="eastAsia"/>
-          <w:sz w:val="24"/>
-        </w:rPr>
-        <w:t>SeedOSS</w:t>
-      </w:r>
-      <w:r>
-        <w:rPr>
-          <w:rFonts w:ascii="Times New Roman Regular" w:eastAsia="宋体" w:hAnsi="Times New Roman Regular" w:cs="Times New Roman Regular" w:hint="eastAsia"/>
-          <w:sz w:val="24"/>
-        </w:rPr>
-        <w:t>两个，自定义模型可以选择</w:t>
-      </w:r>
-      <w:r>
-        <w:rPr>
-          <w:rFonts w:ascii="Times New Roman Regular" w:eastAsia="宋体" w:hAnsi="Times New Roman Regular" w:cs="Times New Roman Regular" w:hint="eastAsia"/>
-          <w:sz w:val="24"/>
-        </w:rPr>
-        <w:t>Attention</w:t>
-      </w:r>
-      <w:r>
-        <w:rPr>
-          <w:rFonts w:ascii="Times New Roman Regular" w:eastAsia="宋体" w:hAnsi="Times New Roman Regular" w:cs="Times New Roman Regular" w:hint="eastAsia"/>
-          <w:sz w:val="24"/>
-        </w:rPr>
-        <w:t>部分是</w:t>
-      </w:r>
-      <w:r>
-        <w:rPr>
-          <w:rFonts w:ascii="Times New Roman Regular" w:eastAsia="宋体" w:hAnsi="Times New Roman Regular" w:cs="Times New Roman Regular" w:hint="eastAsia"/>
-          <w:sz w:val="24"/>
-        </w:rPr>
-        <w:t>GQA</w:t>
-      </w:r>
-      <w:r>
-        <w:rPr>
-          <w:rFonts w:ascii="Times New Roman Regular" w:eastAsia="宋体" w:hAnsi="Times New Roman Regular" w:cs="Times New Roman Regular" w:hint="eastAsia"/>
-          <w:sz w:val="24"/>
-        </w:rPr>
-        <w:t>还是</w:t>
-      </w:r>
-      <w:r>
-        <w:rPr>
-          <w:rFonts w:ascii="Times New Roman Regular" w:eastAsia="宋体" w:hAnsi="Times New Roman Regular" w:cs="Times New Roman Regular" w:hint="eastAsia"/>
-          <w:sz w:val="24"/>
-        </w:rPr>
-        <w:t>MLA</w:t>
-      </w:r>
-      <w:r>
-        <w:rPr>
-          <w:rFonts w:ascii="Times New Roman Regular" w:eastAsia="宋体" w:hAnsi="Times New Roman Regular" w:cs="Times New Roman Regular" w:hint="eastAsia"/>
-          <w:sz w:val="24"/>
-        </w:rPr>
-        <w:t>，</w:t>
-      </w:r>
-      <w:r>
-        <w:rPr>
-          <w:rFonts w:ascii="Times New Roman Regular" w:eastAsia="宋体" w:hAnsi="Times New Roman Regular" w:cs="Times New Roman Regular" w:hint="eastAsia"/>
-          <w:sz w:val="24"/>
-        </w:rPr>
-        <w:t>FFN</w:t>
-      </w:r>
-      <w:r>
-        <w:rPr>
-          <w:rFonts w:ascii="Times New Roman Regular" w:eastAsia="宋体" w:hAnsi="Times New Roman Regular" w:cs="Times New Roman Regular" w:hint="eastAsia"/>
-          <w:sz w:val="24"/>
-        </w:rPr>
-        <w:t>部分是</w:t>
-      </w:r>
-      <w:r>
-        <w:rPr>
-          <w:rFonts w:ascii="Times New Roman Regular" w:eastAsia="宋体" w:hAnsi="Times New Roman Regular" w:cs="Times New Roman Regular" w:hint="eastAsia"/>
-          <w:sz w:val="24"/>
-        </w:rPr>
-        <w:t>MoE</w:t>
-      </w:r>
-      <w:r>
-        <w:rPr>
-          <w:rFonts w:ascii="Times New Roman Regular" w:eastAsia="宋体" w:hAnsi="Times New Roman Regular" w:cs="Times New Roman Regular" w:hint="eastAsia"/>
-          <w:sz w:val="24"/>
-        </w:rPr>
-        <w:t>还是</w:t>
-      </w:r>
-      <w:r>
-        <w:rPr>
-          <w:rFonts w:ascii="Times New Roman Regular" w:eastAsia="宋体" w:hAnsi="Times New Roman Regular" w:cs="Times New Roman Regular" w:hint="eastAsia"/>
-          <w:sz w:val="24"/>
-        </w:rPr>
-        <w:t>dense FFN</w:t>
-      </w:r>
-      <w:r>
-        <w:rPr>
-          <w:rFonts w:ascii="Times New Roman Regular" w:eastAsia="宋体" w:hAnsi="Times New Roman Regular" w:cs="Times New Roman Regular" w:hint="eastAsia"/>
-          <w:sz w:val="24"/>
-        </w:rPr>
-        <w:t>，以及配置模型层数和各</w:t>
-      </w:r>
-      <w:r>
-        <w:rPr>
-          <w:rFonts w:ascii="Times New Roman Regular" w:eastAsia="宋体" w:hAnsi="Times New Roman Regular" w:cs="Times New Roman Regular" w:hint="eastAsia"/>
-          <w:sz w:val="24"/>
-        </w:rPr>
-        <w:t>部分的详细参数。</w:t>
-      </w:r>
-    </w:p>
-    <w:p>
-      <w:pPr>
-        <w:spacing w:line="360" w:lineRule="auto"/>
-        <w:ind w:firstLine="360"/>
-        <w:jc w:val="left"/>
-        <w:rPr>
-          <w:rFonts w:ascii="Times New Roman Regular" w:eastAsia="宋体" w:hAnsi="Times New Roman Regular" w:cs="Times New Roman Regular"/>
-          <w:sz w:val="24"/>
-        </w:rPr>
-      </w:pPr>
-      <w:r>
-        <w:rPr>
-          <w:rFonts w:ascii="Times New Roman Regular" w:eastAsia="宋体" w:hAnsi="Times New Roman Regular" w:cs="Times New Roman Regular"/>
-          <w:sz w:val="24"/>
+          <w:noProof/>
+          <w14:ligatures w14:val="none"/>
         </w:rPr>
         <w:lastRenderedPageBreak/>
         <w:drawing>
-          <wp:inline distT="0" distB="0" distL="0" distR="0" wp14:anchorId="0682FEA8" wp14:editId="03ECDED6">
-            <wp:extent cx="5274310" cy="2534285"/>
-            <wp:effectExtent l="0" t="0" r="0" b="5715"/>
-            <wp:docPr id="779580503" name="图片 1"/>
+          <wp:inline distT="0" distB="0" distL="0" distR="0" wp14:anchorId="5D0AC4AA" wp14:editId="354B8485">
+            <wp:extent cx="5274310" cy="2127885"/>
+            <wp:effectExtent l="0" t="0" r="2540" b="5715"/>
+            <wp:docPr id="15" name="图片 15"/>
             <wp:cNvGraphicFramePr>
               <a:graphicFrameLocks xmlns:a="http://schemas.openxmlformats.org/drawingml/2006/main" noChangeAspect="1"/>
             </wp:cNvGraphicFramePr>
@@ -7943,7 +8444,7 @@
               <a:graphicData uri="http://schemas.openxmlformats.org/drawingml/2006/picture">
                 <pic:pic xmlns:pic="http://schemas.openxmlformats.org/drawingml/2006/picture">
                   <pic:nvPicPr>
-                    <pic:cNvPr id="779580503" name=""/>
+                    <pic:cNvPr id="1" name=""/>
                     <pic:cNvPicPr/>
                   </pic:nvPicPr>
                   <pic:blipFill>
@@ -7955,7 +8456,7 @@
                   <pic:spPr>
                     <a:xfrm>
                       <a:off x="0" y="0"/>
-                      <a:ext cx="5274310" cy="2534285"/>
+                      <a:ext cx="5274310" cy="2127885"/>
                     </a:xfrm>
                     <a:prstGeom prst="rect">
                       <a:avLst/>
@@ -7971,34 +8472,1034 @@
     <w:p>
       <w:pPr>
         <w:spacing w:line="360" w:lineRule="auto"/>
+        <w:jc w:val="center"/>
+        <w:rPr>
+          <w:rFonts w:ascii="Times New Roman Regular" w:eastAsia="宋体" w:hAnsi="Times New Roman Regular" w:cs="Times New Roman Regular" w:hint="eastAsia"/>
+          <w:szCs w:val="21"/>
+        </w:rPr>
+      </w:pPr>
+      <w:r>
+        <w:rPr>
+          <w:rFonts w:ascii="Times New Roman Regular" w:eastAsia="宋体" w:hAnsi="Times New Roman Regular" w:cs="Times New Roman Regular" w:hint="eastAsia"/>
+          <w:szCs w:val="21"/>
+        </w:rPr>
+        <w:t>图</w:t>
+      </w:r>
+      <w:r>
+        <w:rPr>
+          <w:rFonts w:ascii="Times New Roman Regular" w:eastAsia="宋体" w:hAnsi="Times New Roman Regular" w:cs="Times New Roman Regular" w:hint="eastAsia"/>
+          <w:szCs w:val="21"/>
+        </w:rPr>
+        <w:t>8</w:t>
+      </w:r>
+      <w:r>
+        <w:rPr>
+          <w:rFonts w:ascii="Times New Roman Regular" w:eastAsia="宋体" w:hAnsi="Times New Roman Regular" w:cs="Times New Roman Regular"/>
+          <w:szCs w:val="21"/>
+        </w:rPr>
+        <w:t xml:space="preserve"> </w:t>
+      </w:r>
+      <w:r>
+        <w:rPr>
+          <w:rFonts w:ascii="Times New Roman Regular" w:eastAsia="宋体" w:hAnsi="Times New Roman Regular" w:cs="Times New Roman Regular" w:hint="eastAsia"/>
+          <w:szCs w:val="21"/>
+        </w:rPr>
+        <w:t>pipeline</w:t>
+      </w:r>
+      <w:r>
+        <w:rPr>
+          <w:rFonts w:ascii="Times New Roman Regular" w:eastAsia="宋体" w:hAnsi="Times New Roman Regular" w:cs="Times New Roman Regular" w:hint="eastAsia"/>
+          <w:szCs w:val="21"/>
+        </w:rPr>
+        <w:t>并行</w:t>
+      </w:r>
+    </w:p>
+    <w:p>
+      <w:pPr>
+        <w:widowControl/>
+        <w:numPr>
+          <w:ilvl w:val="0"/>
+          <w:numId w:val="2"/>
+        </w:numPr>
+        <w:spacing w:line="360" w:lineRule="auto"/>
+        <w:jc w:val="left"/>
+        <w:rPr>
+          <w:rFonts w:ascii="Songti SC Bold" w:eastAsia="Songti SC Bold" w:hAnsi="Songti SC Bold" w:cs="Songti SC Bold"/>
+          <w:b/>
+          <w:bCs/>
+          <w:sz w:val="28"/>
+          <w:szCs w:val="28"/>
+        </w:rPr>
+      </w:pPr>
+      <w:r>
+        <w:rPr>
+          <w:rFonts w:ascii="Songti SC Bold" w:eastAsia="Songti SC Bold" w:hAnsi="Songti SC Bold" w:cs="Songti SC Bold" w:hint="eastAsia"/>
+          <w:b/>
+          <w:bCs/>
+          <w:sz w:val="28"/>
+          <w:szCs w:val="28"/>
+        </w:rPr>
+        <w:t>代码结构</w:t>
+      </w:r>
+    </w:p>
+    <w:p>
+      <w:pPr>
+        <w:spacing w:line="360" w:lineRule="auto"/>
+        <w:ind w:firstLine="360"/>
+        <w:rPr>
+          <w:rFonts w:ascii="Times New Roman Regular" w:eastAsia="宋体" w:hAnsi="Times New Roman Regular" w:cs="Times New Roman Regular"/>
+          <w:sz w:val="24"/>
+        </w:rPr>
+      </w:pPr>
+      <w:r>
+        <w:rPr>
+          <w:rFonts w:ascii="Times New Roman Regular" w:eastAsia="宋体" w:hAnsi="Times New Roman Regular" w:cs="Times New Roman Regular" w:hint="eastAsia"/>
+          <w:sz w:val="24"/>
+        </w:rPr>
+        <w:t>仿真器的代码结构如下图</w:t>
+      </w:r>
+      <w:r>
+        <w:rPr>
+          <w:rFonts w:ascii="Times New Roman Regular" w:eastAsia="宋体" w:hAnsi="Times New Roman Regular" w:cs="Times New Roman Regular"/>
+          <w:sz w:val="24"/>
+        </w:rPr>
+        <w:t>9</w:t>
+      </w:r>
+      <w:r>
+        <w:rPr>
+          <w:rFonts w:ascii="Times New Roman Regular" w:eastAsia="宋体" w:hAnsi="Times New Roman Regular" w:cs="Times New Roman Regular" w:hint="eastAsia"/>
+          <w:sz w:val="24"/>
+        </w:rPr>
+        <w:t>所示，</w:t>
+      </w:r>
+      <w:r>
+        <w:rPr>
+          <w:rFonts w:ascii="Times New Roman Regular" w:eastAsia="宋体" w:hAnsi="Times New Roman Regular" w:cs="Times New Roman Regular" w:hint="eastAsia"/>
+          <w:sz w:val="24"/>
+        </w:rPr>
+        <w:t>hardware</w:t>
+      </w:r>
+      <w:r>
+        <w:rPr>
+          <w:rFonts w:ascii="Times New Roman Regular" w:eastAsia="宋体" w:hAnsi="Times New Roman Regular" w:cs="Times New Roman Regular"/>
+          <w:sz w:val="24"/>
+        </w:rPr>
+        <w:t>_model</w:t>
+      </w:r>
+      <w:r>
+        <w:rPr>
+          <w:rFonts w:ascii="Times New Roman Regular" w:eastAsia="宋体" w:hAnsi="Times New Roman Regular" w:cs="Times New Roman Regular" w:hint="eastAsia"/>
+          <w:sz w:val="24"/>
+        </w:rPr>
+        <w:t>文件夹中是对硬件的建模，</w:t>
+      </w:r>
+      <w:r>
+        <w:rPr>
+          <w:rFonts w:ascii="Times New Roman Regular" w:eastAsia="宋体" w:hAnsi="Times New Roman Regular" w:cs="Times New Roman Regular" w:hint="eastAsia"/>
+          <w:sz w:val="24"/>
+        </w:rPr>
+        <w:t>memory</w:t>
+      </w:r>
+      <w:r>
+        <w:rPr>
+          <w:rFonts w:ascii="Times New Roman Regular" w:eastAsia="宋体" w:hAnsi="Times New Roman Regular" w:cs="Times New Roman Regular"/>
+          <w:sz w:val="24"/>
+        </w:rPr>
+        <w:t>_module.py</w:t>
+      </w:r>
+      <w:r>
+        <w:rPr>
+          <w:rFonts w:ascii="Times New Roman Regular" w:eastAsia="宋体" w:hAnsi="Times New Roman Regular" w:cs="Times New Roman Regular" w:hint="eastAsia"/>
+          <w:sz w:val="24"/>
+        </w:rPr>
+        <w:t>中可以配置</w:t>
+      </w:r>
+      <w:r>
+        <w:rPr>
+          <w:rFonts w:ascii="Times New Roman Regular" w:eastAsia="宋体" w:hAnsi="Times New Roman Regular" w:cs="Times New Roman Regular" w:hint="eastAsia"/>
+          <w:sz w:val="24"/>
+        </w:rPr>
+        <w:t>DRAM</w:t>
+      </w:r>
+      <w:r>
+        <w:rPr>
+          <w:rFonts w:ascii="Times New Roman Regular" w:eastAsia="宋体" w:hAnsi="Times New Roman Regular" w:cs="Times New Roman Regular" w:hint="eastAsia"/>
+          <w:sz w:val="24"/>
+        </w:rPr>
+        <w:t>的带宽和带宽利用率</w:t>
+      </w:r>
+      <w:r>
+        <w:rPr>
+          <w:rFonts w:ascii="Times New Roman Regular" w:eastAsia="宋体" w:hAnsi="Times New Roman Regular" w:cs="Times New Roman Regular" w:hint="eastAsia"/>
+          <w:sz w:val="24"/>
+        </w:rPr>
+        <w:t>，以及计算</w:t>
+      </w:r>
+      <w:r>
+        <w:rPr>
+          <w:rFonts w:ascii="Times New Roman Regular" w:eastAsia="宋体" w:hAnsi="Times New Roman Regular" w:cs="Times New Roman Regular" w:hint="eastAsia"/>
+          <w:sz w:val="24"/>
+        </w:rPr>
+        <w:t>DRAM</w:t>
+      </w:r>
+      <w:r>
+        <w:rPr>
+          <w:rFonts w:ascii="Times New Roman Regular" w:eastAsia="宋体" w:hAnsi="Times New Roman Regular" w:cs="Times New Roman Regular" w:hint="eastAsia"/>
+          <w:sz w:val="24"/>
+        </w:rPr>
+        <w:t>功耗所需的时序和电压电流参数</w:t>
+      </w:r>
+      <w:r>
+        <w:rPr>
+          <w:rFonts w:ascii="Times New Roman Regular" w:eastAsia="宋体" w:hAnsi="Times New Roman Regular" w:cs="Times New Roman Regular" w:hint="eastAsia"/>
+          <w:sz w:val="24"/>
+        </w:rPr>
+        <w:t>；</w:t>
+      </w:r>
+      <w:r>
+        <w:rPr>
+          <w:rFonts w:ascii="Times New Roman Regular" w:eastAsia="宋体" w:hAnsi="Times New Roman Regular" w:cs="Times New Roman Regular" w:hint="eastAsia"/>
+          <w:sz w:val="24"/>
+        </w:rPr>
+        <w:t>compute</w:t>
+      </w:r>
+      <w:r>
+        <w:rPr>
+          <w:rFonts w:ascii="Times New Roman Regular" w:eastAsia="宋体" w:hAnsi="Times New Roman Regular" w:cs="Times New Roman Regular"/>
+          <w:sz w:val="24"/>
+        </w:rPr>
+        <w:t>_module.py</w:t>
+      </w:r>
+      <w:r>
+        <w:rPr>
+          <w:rFonts w:ascii="Times New Roman Regular" w:eastAsia="宋体" w:hAnsi="Times New Roman Regular" w:cs="Times New Roman Regular" w:hint="eastAsia"/>
+          <w:sz w:val="24"/>
+        </w:rPr>
+        <w:t>中可以配置向量处理器的宽度和计算各个特殊函数的延迟，以及脉动阵列的尺寸；</w:t>
+      </w:r>
+      <w:r>
+        <w:rPr>
+          <w:rFonts w:ascii="Times New Roman Regular" w:eastAsia="宋体" w:hAnsi="Times New Roman Regular" w:cs="Times New Roman Regular" w:hint="eastAsia"/>
+          <w:sz w:val="24"/>
+        </w:rPr>
+        <w:t>communica</w:t>
+      </w:r>
+      <w:r>
+        <w:rPr>
+          <w:rFonts w:ascii="Times New Roman Regular" w:eastAsia="宋体" w:hAnsi="Times New Roman Regular" w:cs="Times New Roman Regular" w:hint="eastAsia"/>
+          <w:sz w:val="24"/>
+        </w:rPr>
+        <w:t>tion</w:t>
+      </w:r>
+      <w:r>
+        <w:rPr>
+          <w:rFonts w:ascii="Times New Roman Regular" w:eastAsia="宋体" w:hAnsi="Times New Roman Regular" w:cs="Times New Roman Regular"/>
+          <w:sz w:val="24"/>
+        </w:rPr>
+        <w:t>.py</w:t>
+      </w:r>
+      <w:r>
+        <w:rPr>
+          <w:rFonts w:ascii="Times New Roman Regular" w:eastAsia="宋体" w:hAnsi="Times New Roman Regular" w:cs="Times New Roman Regular" w:hint="eastAsia"/>
+          <w:sz w:val="24"/>
+        </w:rPr>
+        <w:t>中可以配置片上</w:t>
+      </w:r>
+      <w:r>
+        <w:rPr>
+          <w:rFonts w:ascii="Times New Roman Regular" w:eastAsia="宋体" w:hAnsi="Times New Roman Regular" w:cs="Times New Roman Regular" w:hint="eastAsia"/>
+          <w:sz w:val="24"/>
+        </w:rPr>
+        <w:t>NoC</w:t>
+      </w:r>
+      <w:r>
+        <w:rPr>
+          <w:rFonts w:ascii="Times New Roman Regular" w:eastAsia="宋体" w:hAnsi="Times New Roman Regular" w:cs="Times New Roman Regular" w:hint="eastAsia"/>
+          <w:sz w:val="24"/>
+        </w:rPr>
+        <w:t>的带宽、链路延迟和</w:t>
+      </w:r>
+      <w:r>
+        <w:rPr>
+          <w:rFonts w:ascii="Times New Roman Regular" w:eastAsia="宋体" w:hAnsi="Times New Roman Regular" w:cs="Times New Roman Regular" w:hint="eastAsia"/>
+          <w:sz w:val="24"/>
+        </w:rPr>
+        <w:t>router</w:t>
+      </w:r>
+      <w:r>
+        <w:rPr>
+          <w:rFonts w:ascii="Times New Roman Regular" w:eastAsia="宋体" w:hAnsi="Times New Roman Regular" w:cs="Times New Roman Regular" w:hint="eastAsia"/>
+          <w:sz w:val="24"/>
+        </w:rPr>
+        <w:t>延迟，以及片间通信的带宽和链路延迟；</w:t>
+      </w:r>
+      <w:r>
+        <w:rPr>
+          <w:rFonts w:ascii="Times New Roman Regular" w:eastAsia="宋体" w:hAnsi="Times New Roman Regular" w:cs="Times New Roman Regular" w:hint="eastAsia"/>
+          <w:sz w:val="24"/>
+        </w:rPr>
+        <w:t>device</w:t>
+      </w:r>
+      <w:r>
+        <w:rPr>
+          <w:rFonts w:ascii="Times New Roman Regular" w:eastAsia="宋体" w:hAnsi="Times New Roman Regular" w:cs="Times New Roman Regular"/>
+          <w:sz w:val="24"/>
+        </w:rPr>
+        <w:t>.py</w:t>
+      </w:r>
+      <w:r>
+        <w:rPr>
+          <w:rFonts w:ascii="Times New Roman Regular" w:eastAsia="宋体" w:hAnsi="Times New Roman Regular" w:cs="Times New Roman Regular" w:hint="eastAsia"/>
+          <w:sz w:val="24"/>
+        </w:rPr>
+        <w:t>中可以配置工作频率，</w:t>
+      </w:r>
+      <w:r>
+        <w:rPr>
+          <w:rFonts w:ascii="Times New Roman Regular" w:eastAsia="宋体" w:hAnsi="Times New Roman Regular" w:cs="Times New Roman Regular" w:hint="eastAsia"/>
+          <w:sz w:val="24"/>
+        </w:rPr>
+        <w:t>core</w:t>
+      </w:r>
+      <w:r>
+        <w:rPr>
+          <w:rFonts w:ascii="Times New Roman Regular" w:eastAsia="宋体" w:hAnsi="Times New Roman Regular" w:cs="Times New Roman Regular" w:hint="eastAsia"/>
+          <w:sz w:val="24"/>
+        </w:rPr>
+        <w:t>的数量以及每个</w:t>
+      </w:r>
+      <w:r>
+        <w:rPr>
+          <w:rFonts w:ascii="Times New Roman Regular" w:eastAsia="宋体" w:hAnsi="Times New Roman Regular" w:cs="Times New Roman Regular" w:hint="eastAsia"/>
+          <w:sz w:val="24"/>
+        </w:rPr>
+        <w:t>core</w:t>
+      </w:r>
+      <w:r>
+        <w:rPr>
+          <w:rFonts w:ascii="Times New Roman Regular" w:eastAsia="宋体" w:hAnsi="Times New Roman Regular" w:cs="Times New Roman Regular" w:hint="eastAsia"/>
+          <w:sz w:val="24"/>
+        </w:rPr>
+        <w:t>内</w:t>
+      </w:r>
+      <w:r>
+        <w:rPr>
+          <w:rFonts w:ascii="Times New Roman Regular" w:eastAsia="宋体" w:hAnsi="Times New Roman Regular" w:cs="Times New Roman Regular" w:hint="eastAsia"/>
+          <w:sz w:val="24"/>
+        </w:rPr>
+        <w:t>PE</w:t>
+      </w:r>
+      <w:r>
+        <w:rPr>
+          <w:rFonts w:ascii="Times New Roman Regular" w:eastAsia="宋体" w:hAnsi="Times New Roman Regular" w:cs="Times New Roman Regular" w:hint="eastAsia"/>
+          <w:sz w:val="24"/>
+        </w:rPr>
+        <w:t>的数量。</w:t>
+      </w:r>
+    </w:p>
+    <w:p>
+      <w:pPr>
+        <w:widowControl/>
+        <w:spacing w:line="360" w:lineRule="auto"/>
+        <w:ind w:firstLine="420"/>
+        <w:jc w:val="center"/>
+      </w:pPr>
+      <w:r>
+        <w:rPr>
+          <w:noProof/>
+          <w14:ligatures w14:val="none"/>
+        </w:rPr>
+        <w:drawing>
+          <wp:inline distT="0" distB="0" distL="0" distR="0" wp14:anchorId="4C917156" wp14:editId="7D952DD4">
+            <wp:extent cx="1855289" cy="4107180"/>
+            <wp:effectExtent l="0" t="0" r="0" b="7620"/>
+            <wp:docPr id="5" name="图片 5"/>
+            <wp:cNvGraphicFramePr>
+              <a:graphicFrameLocks xmlns:a="http://schemas.openxmlformats.org/drawingml/2006/main" noChangeAspect="1"/>
+            </wp:cNvGraphicFramePr>
+            <a:graphic xmlns:a="http://schemas.openxmlformats.org/drawingml/2006/main">
+              <a:graphicData uri="http://schemas.openxmlformats.org/drawingml/2006/picture">
+                <pic:pic xmlns:pic="http://schemas.openxmlformats.org/drawingml/2006/picture">
+                  <pic:nvPicPr>
+                    <pic:cNvPr id="1" name=""/>
+                    <pic:cNvPicPr/>
+                  </pic:nvPicPr>
+                  <pic:blipFill>
+                    <a:blip r:embed="rId14"/>
+                    <a:stretch>
+                      <a:fillRect/>
+                    </a:stretch>
+                  </pic:blipFill>
+                  <pic:spPr>
+                    <a:xfrm>
+                      <a:off x="0" y="0"/>
+                      <a:ext cx="1862318" cy="4122741"/>
+                    </a:xfrm>
+                    <a:prstGeom prst="rect">
+                      <a:avLst/>
+                    </a:prstGeom>
+                  </pic:spPr>
+                </pic:pic>
+              </a:graphicData>
+            </a:graphic>
+          </wp:inline>
+        </w:drawing>
+      </w:r>
+    </w:p>
+    <w:p>
+      <w:pPr>
+        <w:widowControl/>
+        <w:spacing w:line="360" w:lineRule="auto"/>
+        <w:ind w:firstLine="420"/>
+        <w:jc w:val="center"/>
+        <w:rPr>
+          <w:rFonts w:ascii="宋体" w:eastAsia="宋体" w:hAnsi="宋体"/>
+        </w:rPr>
+      </w:pPr>
+      <w:r>
+        <w:rPr>
+          <w:rFonts w:ascii="宋体" w:eastAsia="宋体" w:hAnsi="宋体" w:hint="eastAsia"/>
+        </w:rPr>
+        <w:lastRenderedPageBreak/>
+        <w:t>图</w:t>
+      </w:r>
+      <w:r>
+        <w:rPr>
+          <w:rFonts w:ascii="宋体" w:eastAsia="宋体" w:hAnsi="宋体"/>
+        </w:rPr>
+        <w:t>9</w:t>
+      </w:r>
+      <w:r>
+        <w:rPr>
+          <w:rFonts w:ascii="宋体" w:eastAsia="宋体" w:hAnsi="宋体" w:hint="eastAsia"/>
+        </w:rPr>
+        <w:t xml:space="preserve"> 代码结构</w:t>
+      </w:r>
+    </w:p>
+    <w:p>
+      <w:pPr>
+        <w:spacing w:line="360" w:lineRule="auto"/>
+        <w:ind w:firstLine="360"/>
+        <w:rPr>
+          <w:rFonts w:ascii="Times New Roman Regular" w:eastAsia="宋体" w:hAnsi="Times New Roman Regular" w:cs="Times New Roman Regular"/>
+          <w:sz w:val="24"/>
+        </w:rPr>
+      </w:pPr>
+      <w:r>
+        <w:rPr>
+          <w:rFonts w:ascii="Times New Roman Regular" w:eastAsia="宋体" w:hAnsi="Times New Roman Regular" w:cs="Times New Roman Regular" w:hint="eastAsia"/>
+          <w:sz w:val="24"/>
+        </w:rPr>
+        <w:t>software</w:t>
+      </w:r>
+      <w:r>
+        <w:rPr>
+          <w:rFonts w:ascii="Times New Roman Regular" w:eastAsia="宋体" w:hAnsi="Times New Roman Regular" w:cs="Times New Roman Regular"/>
+          <w:sz w:val="24"/>
+        </w:rPr>
+        <w:t>_model</w:t>
+      </w:r>
+      <w:r>
+        <w:rPr>
+          <w:rFonts w:ascii="Times New Roman Regular" w:eastAsia="宋体" w:hAnsi="Times New Roman Regular" w:cs="Times New Roman Regular" w:hint="eastAsia"/>
+          <w:sz w:val="24"/>
+        </w:rPr>
+        <w:t>中建模了各类算子的延迟，既包括矩阵乘法、</w:t>
+      </w:r>
+      <w:r>
+        <w:rPr>
+          <w:rFonts w:ascii="Times New Roman Regular" w:eastAsia="宋体" w:hAnsi="Times New Roman Regular" w:cs="Times New Roman Regular" w:hint="eastAsia"/>
+          <w:sz w:val="24"/>
+        </w:rPr>
+        <w:t>Softmax</w:t>
+      </w:r>
+      <w:r>
+        <w:rPr>
+          <w:rFonts w:ascii="Times New Roman Regular" w:eastAsia="宋体" w:hAnsi="Times New Roman Regular" w:cs="Times New Roman Regular" w:hint="eastAsia"/>
+          <w:sz w:val="24"/>
+        </w:rPr>
+        <w:t>、</w:t>
+      </w:r>
+      <w:r>
+        <w:rPr>
+          <w:rFonts w:ascii="Times New Roman Regular" w:eastAsia="宋体" w:hAnsi="Times New Roman Regular" w:cs="Times New Roman Regular" w:hint="eastAsia"/>
+          <w:sz w:val="24"/>
+        </w:rPr>
+        <w:t>SiLU</w:t>
+      </w:r>
+      <w:r>
+        <w:rPr>
+          <w:rFonts w:ascii="Times New Roman Regular" w:eastAsia="宋体" w:hAnsi="Times New Roman Regular" w:cs="Times New Roman Regular" w:hint="eastAsia"/>
+          <w:sz w:val="24"/>
+        </w:rPr>
+        <w:t>和</w:t>
+      </w:r>
+      <w:r>
+        <w:rPr>
+          <w:rFonts w:ascii="Times New Roman Regular" w:eastAsia="宋体" w:hAnsi="Times New Roman Regular" w:cs="Times New Roman Regular" w:hint="eastAsia"/>
+          <w:sz w:val="24"/>
+        </w:rPr>
+        <w:t>All-Gather</w:t>
+      </w:r>
+      <w:r>
+        <w:rPr>
+          <w:rFonts w:ascii="Times New Roman Regular" w:eastAsia="宋体" w:hAnsi="Times New Roman Regular" w:cs="Times New Roman Regular" w:hint="eastAsia"/>
+          <w:sz w:val="24"/>
+        </w:rPr>
+        <w:t>等基本算子的延迟，也包括</w:t>
+      </w:r>
+      <w:r>
+        <w:rPr>
+          <w:rFonts w:ascii="Times New Roman Regular" w:eastAsia="宋体" w:hAnsi="Times New Roman Regular" w:cs="Times New Roman Regular" w:hint="eastAsia"/>
+          <w:sz w:val="24"/>
+        </w:rPr>
+        <w:t>GQA</w:t>
+      </w:r>
+      <w:r>
+        <w:rPr>
+          <w:rFonts w:ascii="Times New Roman Regular" w:eastAsia="宋体" w:hAnsi="Times New Roman Regular" w:cs="Times New Roman Regular" w:hint="eastAsia"/>
+          <w:sz w:val="24"/>
+        </w:rPr>
+        <w:t>、</w:t>
+      </w:r>
+      <w:r>
+        <w:rPr>
+          <w:rFonts w:ascii="Times New Roman Regular" w:eastAsia="宋体" w:hAnsi="Times New Roman Regular" w:cs="Times New Roman Regular" w:hint="eastAsia"/>
+          <w:sz w:val="24"/>
+        </w:rPr>
+        <w:t>MoE</w:t>
+      </w:r>
+      <w:r>
+        <w:rPr>
+          <w:rFonts w:ascii="Times New Roman Regular" w:eastAsia="宋体" w:hAnsi="Times New Roman Regular" w:cs="Times New Roman Regular" w:hint="eastAsia"/>
+          <w:sz w:val="24"/>
+        </w:rPr>
+        <w:t>、</w:t>
+      </w:r>
+      <w:r>
+        <w:rPr>
+          <w:rFonts w:ascii="Times New Roman Regular" w:eastAsia="宋体" w:hAnsi="Times New Roman Regular" w:cs="Times New Roman Regular" w:hint="eastAsia"/>
+          <w:sz w:val="24"/>
+        </w:rPr>
+        <w:t>MLA</w:t>
+      </w:r>
+      <w:r>
+        <w:rPr>
+          <w:rFonts w:ascii="Times New Roman Regular" w:eastAsia="宋体" w:hAnsi="Times New Roman Regular" w:cs="Times New Roman Regular" w:hint="eastAsia"/>
+          <w:sz w:val="24"/>
+        </w:rPr>
+        <w:t>、</w:t>
+      </w:r>
+      <w:r>
+        <w:rPr>
+          <w:rFonts w:ascii="Times New Roman Regular" w:eastAsia="宋体" w:hAnsi="Times New Roman Regular" w:cs="Times New Roman Regular" w:hint="eastAsia"/>
+          <w:sz w:val="24"/>
+        </w:rPr>
+        <w:t>FFN</w:t>
+      </w:r>
+      <w:r>
+        <w:rPr>
+          <w:rFonts w:ascii="Times New Roman Regular" w:eastAsia="宋体" w:hAnsi="Times New Roman Regular" w:cs="Times New Roman Regular" w:hint="eastAsia"/>
+          <w:sz w:val="24"/>
+        </w:rPr>
+        <w:t>这些模型基本组件的延迟。</w:t>
+      </w:r>
+      <w:r>
+        <w:rPr>
+          <w:rFonts w:ascii="Times New Roman Regular" w:eastAsia="宋体" w:hAnsi="Times New Roman Regular" w:cs="Times New Roman Regular" w:hint="eastAsia"/>
+          <w:sz w:val="24"/>
+        </w:rPr>
+        <w:t>model</w:t>
+      </w:r>
+      <w:r>
+        <w:rPr>
+          <w:rFonts w:ascii="Times New Roman Regular" w:eastAsia="宋体" w:hAnsi="Times New Roman Regular" w:cs="Times New Roman Regular"/>
+          <w:sz w:val="24"/>
+        </w:rPr>
+        <w:t>_inference</w:t>
+      </w:r>
+      <w:r>
+        <w:rPr>
+          <w:rFonts w:ascii="Times New Roman Regular" w:eastAsia="宋体" w:hAnsi="Times New Roman Regular" w:cs="Times New Roman Regular" w:hint="eastAsia"/>
+          <w:sz w:val="24"/>
+        </w:rPr>
+        <w:t>中建模了模型实际推理的延迟</w:t>
+      </w:r>
+      <w:r>
+        <w:rPr>
+          <w:rFonts w:ascii="Times New Roman Regular" w:eastAsia="宋体" w:hAnsi="Times New Roman Regular" w:cs="Times New Roman Regular" w:hint="eastAsia"/>
+          <w:sz w:val="24"/>
+        </w:rPr>
+        <w:t>和功耗</w:t>
+      </w:r>
+      <w:r>
+        <w:rPr>
+          <w:rFonts w:ascii="Times New Roman Regular" w:eastAsia="宋体" w:hAnsi="Times New Roman Regular" w:cs="Times New Roman Regular" w:hint="eastAsia"/>
+          <w:sz w:val="24"/>
+        </w:rPr>
+        <w:t>，并输出性能报告，可以配置推理任务的参数，包括</w:t>
+      </w:r>
+      <w:r>
+        <w:rPr>
+          <w:rFonts w:ascii="Times New Roman Regular" w:eastAsia="宋体" w:hAnsi="Times New Roman Regular" w:cs="Times New Roman Regular" w:hint="eastAsia"/>
+          <w:sz w:val="24"/>
+        </w:rPr>
+        <w:t>Batch size</w:t>
+      </w:r>
+      <w:r>
+        <w:rPr>
+          <w:rFonts w:ascii="Times New Roman Regular" w:eastAsia="宋体" w:hAnsi="Times New Roman Regular" w:cs="Times New Roman Regular" w:hint="eastAsia"/>
+          <w:sz w:val="24"/>
+        </w:rPr>
+        <w:t>、</w:t>
+      </w:r>
+      <w:r>
+        <w:rPr>
+          <w:rFonts w:ascii="Times New Roman Regular" w:eastAsia="宋体" w:hAnsi="Times New Roman Regular" w:cs="Times New Roman Regular" w:hint="eastAsia"/>
+          <w:sz w:val="24"/>
+        </w:rPr>
+        <w:t>prompt</w:t>
+      </w:r>
+      <w:r>
+        <w:rPr>
+          <w:rFonts w:ascii="Times New Roman Regular" w:eastAsia="宋体" w:hAnsi="Times New Roman Regular" w:cs="Times New Roman Regular" w:hint="eastAsia"/>
+          <w:sz w:val="24"/>
+        </w:rPr>
+        <w:t>长度、</w:t>
+      </w:r>
+      <w:r>
+        <w:rPr>
+          <w:rFonts w:ascii="Times New Roman Regular" w:eastAsia="宋体" w:hAnsi="Times New Roman Regular" w:cs="Times New Roman Regular" w:hint="eastAsia"/>
+          <w:sz w:val="24"/>
+        </w:rPr>
+        <w:t>decode</w:t>
+      </w:r>
+      <w:r>
+        <w:rPr>
+          <w:rFonts w:ascii="Times New Roman Regular" w:eastAsia="宋体" w:hAnsi="Times New Roman Regular" w:cs="Times New Roman Regular" w:hint="eastAsia"/>
+          <w:sz w:val="24"/>
+        </w:rPr>
+        <w:t>生成长度等，输出的性能报告中包括首词延迟、</w:t>
+      </w:r>
+      <w:r>
+        <w:rPr>
+          <w:rFonts w:ascii="Times New Roman Regular" w:eastAsia="宋体" w:hAnsi="Times New Roman Regular" w:cs="Times New Roman Regular" w:hint="eastAsia"/>
+          <w:sz w:val="24"/>
+        </w:rPr>
+        <w:t>decode</w:t>
+      </w:r>
+      <w:r>
+        <w:rPr>
+          <w:rFonts w:ascii="Times New Roman Regular" w:eastAsia="宋体" w:hAnsi="Times New Roman Regular" w:cs="Times New Roman Regular" w:hint="eastAsia"/>
+          <w:sz w:val="24"/>
+        </w:rPr>
+        <w:t>吞吐率等性能指标，</w:t>
+      </w:r>
+      <w:r>
+        <w:rPr>
+          <w:rFonts w:ascii="Times New Roman Regular" w:eastAsia="宋体" w:hAnsi="Times New Roman Regular" w:cs="Times New Roman Regular" w:hint="eastAsia"/>
+          <w:sz w:val="24"/>
+        </w:rPr>
+        <w:t>功耗报告中包括</w:t>
+      </w:r>
+      <w:r>
+        <w:rPr>
+          <w:rFonts w:ascii="Times New Roman Regular" w:eastAsia="宋体" w:hAnsi="Times New Roman Regular" w:cs="Times New Roman Regular" w:hint="eastAsia"/>
+          <w:sz w:val="24"/>
+        </w:rPr>
+        <w:t>logic</w:t>
+      </w:r>
+      <w:r>
+        <w:rPr>
+          <w:rFonts w:ascii="Times New Roman Regular" w:eastAsia="宋体" w:hAnsi="Times New Roman Regular" w:cs="Times New Roman Regular"/>
+          <w:sz w:val="24"/>
+        </w:rPr>
+        <w:t xml:space="preserve"> </w:t>
+      </w:r>
+      <w:r>
+        <w:rPr>
+          <w:rFonts w:ascii="Times New Roman Regular" w:eastAsia="宋体" w:hAnsi="Times New Roman Regular" w:cs="Times New Roman Regular" w:hint="eastAsia"/>
+          <w:sz w:val="24"/>
+        </w:rPr>
+        <w:t>die</w:t>
+      </w:r>
+      <w:r>
+        <w:rPr>
+          <w:rFonts w:ascii="Times New Roman Regular" w:eastAsia="宋体" w:hAnsi="Times New Roman Regular" w:cs="Times New Roman Regular" w:hint="eastAsia"/>
+          <w:sz w:val="24"/>
+        </w:rPr>
+        <w:t>和</w:t>
+      </w:r>
+      <w:r>
+        <w:rPr>
+          <w:rFonts w:ascii="Times New Roman Regular" w:eastAsia="宋体" w:hAnsi="Times New Roman Regular" w:cs="Times New Roman Regular" w:hint="eastAsia"/>
+          <w:sz w:val="24"/>
+        </w:rPr>
+        <w:t>DRAM</w:t>
+      </w:r>
+      <w:r>
+        <w:rPr>
+          <w:rFonts w:ascii="Times New Roman Regular" w:eastAsia="宋体" w:hAnsi="Times New Roman Regular" w:cs="Times New Roman Regular"/>
+          <w:sz w:val="24"/>
+        </w:rPr>
+        <w:t xml:space="preserve"> </w:t>
+      </w:r>
+      <w:r>
+        <w:rPr>
+          <w:rFonts w:ascii="Times New Roman Regular" w:eastAsia="宋体" w:hAnsi="Times New Roman Regular" w:cs="Times New Roman Regular" w:hint="eastAsia"/>
+          <w:sz w:val="24"/>
+        </w:rPr>
+        <w:t>die</w:t>
+      </w:r>
+      <w:r>
+        <w:rPr>
+          <w:rFonts w:ascii="Times New Roman Regular" w:eastAsia="宋体" w:hAnsi="Times New Roman Regular" w:cs="Times New Roman Regular" w:hint="eastAsia"/>
+          <w:sz w:val="24"/>
+        </w:rPr>
+        <w:t>的功耗。</w:t>
+      </w:r>
+      <w:r>
+        <w:rPr>
+          <w:rFonts w:ascii="Times New Roman Regular" w:eastAsia="宋体" w:hAnsi="Times New Roman Regular" w:cs="Times New Roman Regular" w:hint="eastAsia"/>
+          <w:sz w:val="24"/>
+        </w:rPr>
+        <w:t>同时还可以配置模型的结构和参数，包括使用</w:t>
+      </w:r>
+      <w:r>
+        <w:rPr>
+          <w:rFonts w:ascii="Times New Roman Regular" w:eastAsia="宋体" w:hAnsi="Times New Roman Regular" w:cs="Times New Roman Regular" w:hint="eastAsia"/>
+          <w:sz w:val="24"/>
+        </w:rPr>
+        <w:t>GQA</w:t>
+      </w:r>
+      <w:r>
+        <w:rPr>
+          <w:rFonts w:ascii="Times New Roman Regular" w:eastAsia="宋体" w:hAnsi="Times New Roman Regular" w:cs="Times New Roman Regular" w:hint="eastAsia"/>
+          <w:sz w:val="24"/>
+        </w:rPr>
+        <w:t>还是</w:t>
+      </w:r>
+      <w:r>
+        <w:rPr>
+          <w:rFonts w:ascii="Times New Roman Regular" w:eastAsia="宋体" w:hAnsi="Times New Roman Regular" w:cs="Times New Roman Regular" w:hint="eastAsia"/>
+          <w:sz w:val="24"/>
+        </w:rPr>
+        <w:t>MLA</w:t>
+      </w:r>
+      <w:r>
+        <w:rPr>
+          <w:rFonts w:ascii="Times New Roman Regular" w:eastAsia="宋体" w:hAnsi="Times New Roman Regular" w:cs="Times New Roman Regular" w:hint="eastAsia"/>
+          <w:sz w:val="24"/>
+        </w:rPr>
+        <w:t>，</w:t>
+      </w:r>
+      <w:r>
+        <w:rPr>
+          <w:rFonts w:ascii="Times New Roman Regular" w:eastAsia="宋体" w:hAnsi="Times New Roman Regular" w:cs="Times New Roman Regular" w:hint="eastAsia"/>
+          <w:sz w:val="24"/>
+        </w:rPr>
+        <w:t>MoE</w:t>
+      </w:r>
+      <w:r>
+        <w:rPr>
+          <w:rFonts w:ascii="Times New Roman Regular" w:eastAsia="宋体" w:hAnsi="Times New Roman Regular" w:cs="Times New Roman Regular" w:hint="eastAsia"/>
+          <w:sz w:val="24"/>
+        </w:rPr>
+        <w:t>还是</w:t>
+      </w:r>
+      <w:r>
+        <w:rPr>
+          <w:rFonts w:ascii="Times New Roman Regular" w:eastAsia="宋体" w:hAnsi="Times New Roman Regular" w:cs="Times New Roman Regular" w:hint="eastAsia"/>
+          <w:sz w:val="24"/>
+        </w:rPr>
+        <w:t>FFN</w:t>
+      </w:r>
+      <w:r>
+        <w:rPr>
+          <w:rFonts w:ascii="Times New Roman Regular" w:eastAsia="宋体" w:hAnsi="Times New Roman Regular" w:cs="Times New Roman Regular" w:hint="eastAsia"/>
+          <w:sz w:val="24"/>
+        </w:rPr>
+        <w:t>，以及各个维度的参数</w:t>
+      </w:r>
+      <w:r>
+        <w:rPr>
+          <w:rFonts w:ascii="Times New Roman Regular" w:eastAsia="宋体" w:hAnsi="Times New Roman Regular" w:cs="Times New Roman Regular" w:hint="eastAsia"/>
+          <w:sz w:val="24"/>
+        </w:rPr>
+        <w:t>。</w:t>
+      </w:r>
+    </w:p>
+    <w:p>
+      <w:pPr>
+        <w:spacing w:line="360" w:lineRule="auto"/>
+        <w:ind w:firstLine="360"/>
+        <w:jc w:val="left"/>
+        <w:rPr>
+          <w:rFonts w:ascii="Times New Roman Regular" w:eastAsia="宋体" w:hAnsi="Times New Roman Regular" w:cs="Times New Roman Regular" w:hint="eastAsia"/>
+          <w:sz w:val="24"/>
+        </w:rPr>
+      </w:pPr>
+      <w:r>
+        <w:rPr>
+          <w:rFonts w:ascii="Times New Roman Regular" w:eastAsia="宋体" w:hAnsi="Times New Roman Regular" w:cs="Times New Roman Regular" w:hint="eastAsia"/>
+          <w:sz w:val="24"/>
+        </w:rPr>
+        <w:t>在使用仿真器时，首先在</w:t>
+      </w:r>
+      <w:r>
+        <w:rPr>
+          <w:rFonts w:ascii="Times New Roman Regular" w:eastAsia="宋体" w:hAnsi="Times New Roman Regular" w:cs="Times New Roman Regular" w:hint="eastAsia"/>
+          <w:sz w:val="24"/>
+        </w:rPr>
+        <w:t>hardware model</w:t>
+      </w:r>
+      <w:r>
+        <w:rPr>
+          <w:rFonts w:ascii="Times New Roman Regular" w:eastAsia="宋体" w:hAnsi="Times New Roman Regular" w:cs="Times New Roman Regular" w:hint="eastAsia"/>
+          <w:sz w:val="24"/>
+        </w:rPr>
+        <w:t>中配置硬件的各项参数，</w:t>
+      </w:r>
+      <w:r>
+        <w:rPr>
+          <w:rFonts w:ascii="Times New Roman Regular" w:eastAsia="宋体" w:hAnsi="Times New Roman Regular" w:cs="Times New Roman Regular" w:hint="eastAsia"/>
+          <w:sz w:val="24"/>
+        </w:rPr>
+        <w:t>然后在</w:t>
+      </w:r>
+      <w:r>
+        <w:rPr>
+          <w:rFonts w:ascii="Times New Roman Regular" w:eastAsia="宋体" w:hAnsi="Times New Roman Regular" w:cs="Times New Roman Regular" w:hint="eastAsia"/>
+          <w:sz w:val="24"/>
+        </w:rPr>
+        <w:t>model</w:t>
+      </w:r>
+      <w:r>
+        <w:rPr>
+          <w:rFonts w:ascii="Times New Roman Regular" w:eastAsia="宋体" w:hAnsi="Times New Roman Regular" w:cs="Times New Roman Regular"/>
+          <w:sz w:val="24"/>
+        </w:rPr>
+        <w:t>_inference</w:t>
+      </w:r>
+      <w:r>
+        <w:rPr>
+          <w:rFonts w:ascii="Times New Roman Regular" w:eastAsia="宋体" w:hAnsi="Times New Roman Regular" w:cs="Times New Roman Regular" w:hint="eastAsia"/>
+          <w:sz w:val="24"/>
+        </w:rPr>
+        <w:t>文件夹下的</w:t>
+      </w:r>
+      <w:r>
+        <w:rPr>
+          <w:rFonts w:ascii="Times New Roman Regular" w:eastAsia="宋体" w:hAnsi="Times New Roman Regular" w:cs="Times New Roman Regular" w:hint="eastAsia"/>
+          <w:sz w:val="24"/>
+        </w:rPr>
+        <w:t>model</w:t>
+      </w:r>
+      <w:r>
+        <w:rPr>
+          <w:rFonts w:ascii="Times New Roman Regular" w:eastAsia="宋体" w:hAnsi="Times New Roman Regular" w:cs="Times New Roman Regular"/>
+          <w:sz w:val="24"/>
+        </w:rPr>
+        <w:t>_config.json</w:t>
+      </w:r>
+      <w:r>
+        <w:rPr>
+          <w:rFonts w:ascii="Times New Roman Regular" w:eastAsia="宋体" w:hAnsi="Times New Roman Regular" w:cs="Times New Roman Regular" w:hint="eastAsia"/>
+          <w:sz w:val="24"/>
+        </w:rPr>
+        <w:t>中配置模型参数，如图</w:t>
+      </w:r>
+      <w:r>
+        <w:rPr>
+          <w:rFonts w:ascii="Times New Roman Regular" w:eastAsia="宋体" w:hAnsi="Times New Roman Regular" w:cs="Times New Roman Regular"/>
+          <w:sz w:val="24"/>
+        </w:rPr>
+        <w:t>10</w:t>
+      </w:r>
+      <w:r>
+        <w:rPr>
+          <w:rFonts w:ascii="Times New Roman Regular" w:eastAsia="宋体" w:hAnsi="Times New Roman Regular" w:cs="Times New Roman Regular" w:hint="eastAsia"/>
+          <w:sz w:val="24"/>
+        </w:rPr>
+        <w:t>所示</w:t>
+      </w:r>
+      <w:r>
+        <w:rPr>
+          <w:rFonts w:ascii="Times New Roman Regular" w:eastAsia="宋体" w:hAnsi="Times New Roman Regular" w:cs="Times New Roman Regular" w:hint="eastAsia"/>
+          <w:sz w:val="24"/>
+        </w:rPr>
+        <w:t>。</w:t>
+      </w:r>
+      <w:r>
+        <w:rPr>
+          <w:rFonts w:ascii="Times New Roman Regular" w:eastAsia="宋体" w:hAnsi="Times New Roman Regular" w:cs="Times New Roman Regular" w:hint="eastAsia"/>
+          <w:sz w:val="24"/>
+        </w:rPr>
+        <w:t>仿真的顶层接口是</w:t>
+      </w:r>
+      <w:r>
+        <w:rPr>
+          <w:rFonts w:ascii="Times New Roman Regular" w:eastAsia="宋体" w:hAnsi="Times New Roman Regular" w:cs="Times New Roman Regular" w:hint="eastAsia"/>
+          <w:sz w:val="24"/>
+        </w:rPr>
+        <w:t>model inference</w:t>
+      </w:r>
+      <w:r>
+        <w:rPr>
+          <w:rFonts w:ascii="Times New Roman Regular" w:eastAsia="宋体" w:hAnsi="Times New Roman Regular" w:cs="Times New Roman Regular" w:hint="eastAsia"/>
+          <w:sz w:val="24"/>
+        </w:rPr>
+        <w:t>文件夹下的</w:t>
+      </w:r>
+      <w:r>
+        <w:rPr>
+          <w:rFonts w:ascii="Times New Roman Regular" w:eastAsia="宋体" w:hAnsi="Times New Roman Regular" w:cs="Times New Roman Regular" w:hint="eastAsia"/>
+          <w:sz w:val="24"/>
+        </w:rPr>
+        <w:t>inference</w:t>
+      </w:r>
+      <w:r>
+        <w:rPr>
+          <w:rFonts w:ascii="Times New Roman Regular" w:eastAsia="宋体" w:hAnsi="Times New Roman Regular" w:cs="Times New Roman Regular"/>
+          <w:sz w:val="24"/>
+        </w:rPr>
+        <w:t>.py</w:t>
+      </w:r>
+      <w:r>
+        <w:rPr>
+          <w:rFonts w:ascii="Times New Roman Regular" w:eastAsia="宋体" w:hAnsi="Times New Roman Regular" w:cs="Times New Roman Regular" w:hint="eastAsia"/>
+          <w:sz w:val="24"/>
+        </w:rPr>
+        <w:t>文件，</w:t>
+      </w:r>
+      <w:r>
+        <w:rPr>
+          <w:rFonts w:ascii="Times New Roman Regular" w:eastAsia="宋体" w:hAnsi="Times New Roman Regular" w:cs="Times New Roman Regular" w:hint="eastAsia"/>
+          <w:sz w:val="24"/>
+        </w:rPr>
+        <w:t>运行该文件后</w:t>
+      </w:r>
+      <w:r>
+        <w:rPr>
+          <w:rFonts w:ascii="Times New Roman Regular" w:eastAsia="宋体" w:hAnsi="Times New Roman Regular" w:cs="Times New Roman Regular" w:hint="eastAsia"/>
+          <w:sz w:val="24"/>
+        </w:rPr>
+        <w:t>，仿真器会计算相应的性能和功耗数据并输出到该文件夹下的</w:t>
+      </w:r>
+      <w:r>
+        <w:rPr>
+          <w:rFonts w:ascii="Times New Roman Regular" w:eastAsia="宋体" w:hAnsi="Times New Roman Regular" w:cs="Times New Roman Regular" w:hint="eastAsia"/>
+          <w:sz w:val="24"/>
+        </w:rPr>
+        <w:t>excel</w:t>
+      </w:r>
+      <w:r>
+        <w:rPr>
+          <w:rFonts w:ascii="Times New Roman Regular" w:eastAsia="宋体" w:hAnsi="Times New Roman Regular" w:cs="Times New Roman Regular" w:hint="eastAsia"/>
+          <w:sz w:val="24"/>
+        </w:rPr>
+        <w:t>中。</w:t>
+      </w:r>
+    </w:p>
+    <w:p>
+      <w:pPr>
+        <w:spacing w:line="360" w:lineRule="auto"/>
+        <w:jc w:val="center"/>
+        <w:rPr>
+          <w:rFonts w:ascii="Times New Roman Regular" w:eastAsia="宋体" w:hAnsi="Times New Roman Regular" w:cs="Times New Roman Regular"/>
+          <w:sz w:val="24"/>
+        </w:rPr>
+      </w:pPr>
+      <w:r>
+        <w:rPr>
+          <w:noProof/>
+          <w14:ligatures w14:val="none"/>
+        </w:rPr>
+        <w:drawing>
+          <wp:inline distT="0" distB="0" distL="0" distR="0" wp14:anchorId="3AB964DD" wp14:editId="138BDD5B">
+            <wp:extent cx="2729653" cy="2946400"/>
+            <wp:effectExtent l="0" t="0" r="0" b="6350"/>
+            <wp:docPr id="7" name="图片 7"/>
+            <wp:cNvGraphicFramePr>
+              <a:graphicFrameLocks xmlns:a="http://schemas.openxmlformats.org/drawingml/2006/main" noChangeAspect="1"/>
+            </wp:cNvGraphicFramePr>
+            <a:graphic xmlns:a="http://schemas.openxmlformats.org/drawingml/2006/main">
+              <a:graphicData uri="http://schemas.openxmlformats.org/drawingml/2006/picture">
+                <pic:pic xmlns:pic="http://schemas.openxmlformats.org/drawingml/2006/picture">
+                  <pic:nvPicPr>
+                    <pic:cNvPr id="1" name=""/>
+                    <pic:cNvPicPr/>
+                  </pic:nvPicPr>
+                  <pic:blipFill>
+                    <a:blip r:embed="rId15"/>
+                    <a:stretch>
+                      <a:fillRect/>
+                    </a:stretch>
+                  </pic:blipFill>
+                  <pic:spPr>
+                    <a:xfrm>
+                      <a:off x="0" y="0"/>
+                      <a:ext cx="2732423" cy="2949390"/>
+                    </a:xfrm>
+                    <a:prstGeom prst="rect">
+                      <a:avLst/>
+                    </a:prstGeom>
+                  </pic:spPr>
+                </pic:pic>
+              </a:graphicData>
+            </a:graphic>
+          </wp:inline>
+        </w:drawing>
+      </w:r>
+    </w:p>
+    <w:p>
+      <w:pPr>
+        <w:spacing w:line="360" w:lineRule="auto"/>
+        <w:jc w:val="center"/>
+        <w:rPr>
+          <w:rFonts w:ascii="Times New Roman Regular" w:eastAsia="宋体" w:hAnsi="Times New Roman Regular" w:cs="Times New Roman Regular" w:hint="eastAsia"/>
+          <w:szCs w:val="21"/>
+        </w:rPr>
+      </w:pPr>
+      <w:r>
+        <w:rPr>
+          <w:rFonts w:ascii="Times New Roman Regular" w:eastAsia="宋体" w:hAnsi="Times New Roman Regular" w:cs="Times New Roman Regular" w:hint="eastAsia"/>
+          <w:szCs w:val="21"/>
+        </w:rPr>
+        <w:t>图</w:t>
+      </w:r>
+      <w:r>
+        <w:rPr>
+          <w:rFonts w:ascii="Times New Roman Regular" w:eastAsia="宋体" w:hAnsi="Times New Roman Regular" w:cs="Times New Roman Regular"/>
+          <w:szCs w:val="21"/>
+        </w:rPr>
+        <w:t>10</w:t>
+      </w:r>
+      <w:r>
+        <w:rPr>
+          <w:rFonts w:ascii="Times New Roman Regular" w:eastAsia="宋体" w:hAnsi="Times New Roman Regular" w:cs="Times New Roman Regular"/>
+          <w:szCs w:val="21"/>
+        </w:rPr>
+        <w:t xml:space="preserve"> </w:t>
+      </w:r>
+      <w:r>
+        <w:rPr>
+          <w:rFonts w:ascii="Times New Roman Regular" w:eastAsia="宋体" w:hAnsi="Times New Roman Regular" w:cs="Times New Roman Regular" w:hint="eastAsia"/>
+          <w:szCs w:val="21"/>
+        </w:rPr>
+        <w:t>配置模型参数</w:t>
+      </w:r>
+    </w:p>
+    <w:p>
+      <w:pPr>
+        <w:spacing w:line="360" w:lineRule="auto"/>
         <w:ind w:firstLine="360"/>
         <w:jc w:val="center"/>
         <w:rPr>
-          <w:rFonts w:ascii="Times New Roman Regular" w:eastAsia="宋体" w:hAnsi="Times New Roman Regular" w:cs="Times New Roman Regular" w:hint="eastAsia"/>
+          <w:rFonts w:ascii="Times New Roman Regular" w:eastAsia="宋体" w:hAnsi="Times New Roman Regular" w:cs="Times New Roman Regular"/>
           <w:szCs w:val="21"/>
         </w:rPr>
       </w:pPr>
-      <w:r>
-        <w:rPr>
-          <w:rFonts w:ascii="Times New Roman Regular" w:eastAsia="宋体" w:hAnsi="Times New Roman Regular" w:cs="Times New Roman Regular" w:hint="eastAsia"/>
-          <w:szCs w:val="21"/>
-        </w:rPr>
-        <w:t>图</w:t>
-      </w:r>
-      <w:r>
-        <w:rPr>
-          <w:rFonts w:ascii="Times New Roman Regular" w:eastAsia="宋体" w:hAnsi="Times New Roman Regular" w:cs="Times New Roman Regular" w:hint="eastAsia"/>
-          <w:szCs w:val="21"/>
-        </w:rPr>
-        <w:t xml:space="preserve">8 </w:t>
-      </w:r>
-      <w:r>
-        <w:rPr>
-          <w:rFonts w:ascii="Times New Roman Regular" w:eastAsia="宋体" w:hAnsi="Times New Roman Regular" w:cs="Times New Roman Regular" w:hint="eastAsia"/>
-          <w:szCs w:val="21"/>
-        </w:rPr>
-        <w:t>模型配置界面</w:t>
-      </w:r>
     </w:p>
     <w:sectPr>
       <w:pgSz w:w="11906" w:h="16838"/>
@@ -8011,7 +9512,7 @@
 </file>
 
 <file path=word/numbering.xml><?xml version="1.0" encoding="utf-8"?>
-<w:numbering xmlns:wpc="http://schemas.microsoft.com/office/word/2010/wordprocessingCanvas" xmlns:cx="http://schemas.microsoft.com/office/drawing/2014/chartex" xmlns:cx1="http://schemas.microsoft.com/office/drawing/2015/9/8/chartex" xmlns:cx2="http://schemas.microsoft.com/office/drawing/2015/10/21/chartex" xmlns:cx3="http://schemas.microsoft.com/office/drawing/2016/5/9/chartex" xmlns:cx4="http://schemas.microsoft.com/office/drawing/2016/5/10/chartex" xmlns:cx5="http://schemas.microsoft.com/office/drawing/2016/5/11/chartex" xmlns:cx6="http://schemas.microsoft.com/office/drawing/2016/5/12/chartex" xmlns:cx7="http://schemas.microsoft.com/office/drawing/2016/5/13/chartex" xmlns:cx8="http://schemas.microsoft.com/office/drawing/2016/5/14/chartex" xmlns:mc="http://schemas.openxmlformats.org/markup-compatibility/2006" xmlns:aink="http://schemas.microsoft.com/office/drawing/2016/ink" xmlns:am3d="http://schemas.microsoft.com/office/drawing/2017/model3d" xmlns:o="urn:schemas-microsoft-com:office:office" xmlns:oel="http://schemas.microsoft.com/office/2019/extlst" xmlns:r="http://schemas.openxmlformats.org/officeDocument/2006/relationships" xmlns:m="http://schemas.openxmlformats.org/officeDocument/2006/math" xmlns:v="urn:schemas-microsoft-com:vml" xmlns:wp14="http://schemas.microsoft.com/office/word/2010/wordprocessingDrawing" xmlns:wp="http://schemas.openxmlformats.org/drawingml/2006/wordprocessingDrawing" xmlns:w10="urn:schemas-microsoft-com:office:word" xmlns:w="http://schemas.openxmlformats.org/wordprocessingml/2006/main" xmlns:w14="http://schemas.microsoft.com/office/word/2010/wordml" xmlns:w15="http://schemas.microsoft.com/office/word/2012/wordml" xmlns:w16cex="http://schemas.microsoft.com/office/word/2018/wordml/cex" xmlns:w16cid="http://schemas.microsoft.com/office/word/2016/wordml/cid" xmlns:w16="http://schemas.microsoft.com/office/word/2018/wordml" xmlns:w16du="http://schemas.microsoft.com/office/word/2023/wordml/word16du" xmlns:w16sdtdh="http://schemas.microsoft.com/office/word/2020/wordml/sdtdatahash" xmlns:w16se="http://schemas.microsoft.com/office/word/2015/wordml/symex" xmlns:wpg="http://schemas.microsoft.com/office/word/2010/wordprocessingGroup" xmlns:wpi="http://schemas.microsoft.com/office/word/2010/wordprocessingInk" xmlns:wne="http://schemas.microsoft.com/office/word/2006/wordml" xmlns:wps="http://schemas.microsoft.com/office/word/2010/wordprocessingShape" mc:Ignorable="w14 w15 w16se w16cid w16 w16cex w16sdtdh w16du wp14">
+<w:numbering xmlns:wpc="http://schemas.microsoft.com/office/word/2010/wordprocessingCanvas" xmlns:cx="http://schemas.microsoft.com/office/drawing/2014/chartex" xmlns:cx1="http://schemas.microsoft.com/office/drawing/2015/9/8/chartex" xmlns:cx2="http://schemas.microsoft.com/office/drawing/2015/10/21/chartex" xmlns:cx3="http://schemas.microsoft.com/office/drawing/2016/5/9/chartex" xmlns:cx4="http://schemas.microsoft.com/office/drawing/2016/5/10/chartex" xmlns:cx5="http://schemas.microsoft.com/office/drawing/2016/5/11/chartex" xmlns:cx6="http://schemas.microsoft.com/office/drawing/2016/5/12/chartex" xmlns:cx7="http://schemas.microsoft.com/office/drawing/2016/5/13/chartex" xmlns:cx8="http://schemas.microsoft.com/office/drawing/2016/5/14/chartex" xmlns:mc="http://schemas.openxmlformats.org/markup-compatibility/2006" xmlns:aink="http://schemas.microsoft.com/office/drawing/2016/ink" xmlns:am3d="http://schemas.microsoft.com/office/drawing/2017/model3d" xmlns:o="urn:schemas-microsoft-com:office:office" xmlns:r="http://schemas.openxmlformats.org/officeDocument/2006/relationships" xmlns:m="http://schemas.openxmlformats.org/officeDocument/2006/math" xmlns:v="urn:schemas-microsoft-com:vml" xmlns:wp14="http://schemas.microsoft.com/office/word/2010/wordprocessingDrawing" xmlns:wp="http://schemas.openxmlformats.org/drawingml/2006/wordprocessingDrawing" xmlns:w10="urn:schemas-microsoft-com:office:word" xmlns:w="http://schemas.openxmlformats.org/wordprocessingml/2006/main" xmlns:w14="http://schemas.microsoft.com/office/word/2010/wordml" xmlns:w15="http://schemas.microsoft.com/office/word/2012/wordml" xmlns:w16cex="http://schemas.microsoft.com/office/word/2018/wordml/cex" xmlns:w16cid="http://schemas.microsoft.com/office/word/2016/wordml/cid" xmlns:w16="http://schemas.microsoft.com/office/word/2018/wordml" xmlns:w16sdtdh="http://schemas.microsoft.com/office/word/2020/wordml/sdtdatahash" xmlns:w16se="http://schemas.microsoft.com/office/word/2015/wordml/symex" xmlns:wpg="http://schemas.microsoft.com/office/word/2010/wordprocessingGroup" xmlns:wpi="http://schemas.microsoft.com/office/word/2010/wordprocessingInk" xmlns:wne="http://schemas.microsoft.com/office/word/2006/wordml" xmlns:wps="http://schemas.microsoft.com/office/word/2010/wordprocessingShape" mc:Ignorable="w14 w15 w16se w16cid w16 w16cex w16sdtdh wp14">
   <w:abstractNum w:abstractNumId="0" w15:restartNumberingAfterBreak="0">
     <w:nsid w:val="FBFBAE1C"/>
     <w:multiLevelType w:val="singleLevel"/>
@@ -8116,17 +9617,17 @@
       </w:pPr>
     </w:lvl>
   </w:abstractNum>
-  <w:num w:numId="1" w16cid:durableId="830828484">
+  <w:num w:numId="1">
     <w:abstractNumId w:val="1"/>
   </w:num>
-  <w:num w:numId="2" w16cid:durableId="760682171">
+  <w:num w:numId="2">
     <w:abstractNumId w:val="0"/>
   </w:num>
 </w:numbering>
 </file>
 
 <file path=word/styles.xml><?xml version="1.0" encoding="utf-8"?>
-<w:styles xmlns:mc="http://schemas.openxmlformats.org/markup-compatibility/2006" xmlns:r="http://schemas.openxmlformats.org/officeDocument/2006/relationships" xmlns:w="http://schemas.openxmlformats.org/wordprocessingml/2006/main" xmlns:w14="http://schemas.microsoft.com/office/word/2010/wordml" xmlns:w15="http://schemas.microsoft.com/office/word/2012/wordml" xmlns:w16cex="http://schemas.microsoft.com/office/word/2018/wordml/cex" xmlns:w16cid="http://schemas.microsoft.com/office/word/2016/wordml/cid" xmlns:w16="http://schemas.microsoft.com/office/word/2018/wordml" xmlns:w16du="http://schemas.microsoft.com/office/word/2023/wordml/word16du" xmlns:w16sdtdh="http://schemas.microsoft.com/office/word/2020/wordml/sdtdatahash" xmlns:w16se="http://schemas.microsoft.com/office/word/2015/wordml/symex" mc:Ignorable="w14 w15 w16se w16cid w16 w16cex w16sdtdh w16du">
+<w:styles xmlns:mc="http://schemas.openxmlformats.org/markup-compatibility/2006" xmlns:r="http://schemas.openxmlformats.org/officeDocument/2006/relationships" xmlns:w="http://schemas.openxmlformats.org/wordprocessingml/2006/main" xmlns:w14="http://schemas.microsoft.com/office/word/2010/wordml" xmlns:w15="http://schemas.microsoft.com/office/word/2012/wordml" xmlns:w16cex="http://schemas.microsoft.com/office/word/2018/wordml/cex" xmlns:w16cid="http://schemas.microsoft.com/office/word/2016/wordml/cid" xmlns:w16="http://schemas.microsoft.com/office/word/2018/wordml" xmlns:w16sdtdh="http://schemas.microsoft.com/office/word/2020/wordml/sdtdatahash" xmlns:w16se="http://schemas.microsoft.com/office/word/2015/wordml/symex" mc:Ignorable="w14 w15 w16se w16cid w16 w16cex w16sdtdh">
   <w:docDefaults>
     <w:rPrDefault>
       <w:rPr>
